--- a/docs/Intermediate-R,-Season-3.docx
+++ b/docs/Intermediate-R,-Season-3.docx
@@ -21,13 +21,13 @@
         <w:pStyle w:val="Date"/>
       </w:pPr>
       <w:r>
-        <w:t xml:space="preserve">June,</w:t>
-      </w:r>
-      <w:r>
-        <w:t xml:space="preserve"> </w:t>
-      </w:r>
-      <w:r>
-        <w:t xml:space="preserve">2025</w:t>
+        <w:t xml:space="preserve">March,</w:t>
+      </w:r>
+      <w:r>
+        <w:t xml:space="preserve"> </w:t>
+      </w:r>
+      <w:r>
+        <w:t xml:space="preserve">2026</w:t>
       </w:r>
     </w:p>
     <w:sdt>
@@ -17760,7 +17760,7 @@
       <w:r>
         <w:drawing>
           <wp:inline>
-            <wp:extent cx="5334000" cy="3200400"/>
+            <wp:extent cx="3810000" cy="2540000"/>
             <wp:effectExtent b="0" l="0" r="0" t="0"/>
             <wp:docPr descr="" title="" id="131" name="Picture"/>
             <a:graphic>
@@ -17781,7 +17781,7 @@
                   <pic:spPr bwMode="auto">
                     <a:xfrm>
                       <a:off x="0" y="0"/>
-                      <a:ext cx="5334000" cy="3200400"/>
+                      <a:ext cx="3810000" cy="2540000"/>
                     </a:xfrm>
                     <a:prstGeom prst="rect">
                       <a:avLst/>
@@ -20756,12 +20756,3881 @@
     </w:p>
     <w:bookmarkEnd w:id="152"/>
     <w:bookmarkEnd w:id="153"/>
-    <w:bookmarkStart w:id="160" w:name="about-the-authors"/>
+    <w:bookmarkStart w:id="164" w:name="cheatsheet"/>
     <w:p>
       <w:pPr>
         <w:pStyle w:val="Heading1"/>
       </w:pPr>
       <w:r>
+        <w:rPr>
+          <w:rStyle w:val="SectionNumber"/>
+        </w:rPr>
+        <w:t xml:space="preserve">7</w:t>
+      </w:r>
+      <w:r>
+        <w:tab/>
+      </w:r>
+      <w:r>
+        <w:t xml:space="preserve">Cheatsheet</w:t>
+      </w:r>
+    </w:p>
+    <w:p>
+      <w:pPr>
+        <w:pStyle w:val="FirstParagraph"/>
+      </w:pPr>
+      <w:r>
+        <w:t xml:space="preserve">Many of the functions we learned require the</w:t>
+      </w:r>
+      <w:r>
+        <w:t xml:space="preserve"> </w:t>
+      </w:r>
+      <w:r>
+        <w:t xml:space="preserve">“</w:t>
+      </w:r>
+      <w:r>
+        <w:t xml:space="preserve">Tidyverse</w:t>
+      </w:r>
+      <w:r>
+        <w:t xml:space="preserve">”</w:t>
+      </w:r>
+      <w:r>
+        <w:t xml:space="preserve"> </w:t>
+      </w:r>
+      <w:r>
+        <w:t xml:space="preserve">library to run.</w:t>
+      </w:r>
+    </w:p>
+    <w:bookmarkStart w:id="154" w:name="lists-1"/>
+    <w:p>
+      <w:pPr>
+        <w:pStyle w:val="Heading2"/>
+      </w:pPr>
+      <w:r>
+        <w:rPr>
+          <w:rStyle w:val="SectionNumber"/>
+        </w:rPr>
+        <w:t xml:space="preserve">7.1</w:t>
+      </w:r>
+      <w:r>
+        <w:tab/>
+      </w:r>
+      <w:r>
+        <w:t xml:space="preserve">Lists</w:t>
+      </w:r>
+    </w:p>
+    <w:p>
+      <w:pPr>
+        <w:pStyle w:val="FirstParagraph"/>
+      </w:pPr>
+      <w:r>
+        <w:t xml:space="preserve">The one-size-fits-all data structure…</w:t>
+      </w:r>
+    </w:p>
+    <w:tbl>
+      <w:tblPr>
+        <w:tblStyle w:val="Table"/>
+        <w:tblW w:type="pct" w:w="4964"/>
+        <w:tblLook w:firstRow="1" w:lastRow="0" w:firstColumn="0" w:lastColumn="0" w:noHBand="0" w:noVBand="0" w:val="0020"/>
+        <w:jc w:val="start"/>
+      </w:tblPr>
+      <w:tblGrid>
+        <w:gridCol w:w="2450"/>
+        <w:gridCol w:w="4330"/>
+        <w:gridCol w:w="1082"/>
+      </w:tblGrid>
+      <w:tr>
+        <w:trPr>
+          <w:tblHeader w:val="true"/>
+        </w:trPr>
+        <w:tc>
+          <w:tcPr/>
+          <w:p>
+            <w:pPr>
+              <w:pStyle w:val="Compact"/>
+              <w:jc w:val="left"/>
+            </w:pPr>
+            <w:r>
+              <w:t xml:space="preserve">English</w:t>
+            </w:r>
+          </w:p>
+        </w:tc>
+        <w:tc>
+          <w:tcPr/>
+          <w:p>
+            <w:pPr>
+              <w:pStyle w:val="Compact"/>
+              <w:jc w:val="left"/>
+            </w:pPr>
+            <w:r>
+              <w:t xml:space="preserve">R Language</w:t>
+            </w:r>
+          </w:p>
+        </w:tc>
+        <w:tc>
+          <w:tcPr/>
+          <w:p>
+            <w:pPr>
+              <w:pStyle w:val="Compact"/>
+              <w:jc w:val="left"/>
+            </w:pPr>
+            <w:r>
+              <w:t xml:space="preserve">Output type</w:t>
+            </w:r>
+          </w:p>
+        </w:tc>
+      </w:tr>
+      <w:tr>
+        <w:tc>
+          <w:tcPr/>
+          <w:p>
+            <w:pPr>
+              <w:pStyle w:val="Compact"/>
+              <w:jc w:val="left"/>
+            </w:pPr>
+            <w:r>
+              <w:t xml:space="preserve">Creating a List</w:t>
+            </w:r>
+          </w:p>
+        </w:tc>
+        <w:tc>
+          <w:tcPr/>
+          <w:p>
+            <w:pPr>
+              <w:pStyle w:val="Compact"/>
+              <w:jc w:val="left"/>
+            </w:pPr>
+            <w:r>
+              <w:rPr>
+                <w:rStyle w:val="VerbatimChar"/>
+              </w:rPr>
+              <w:t xml:space="preserve">my_list = list("hamburger", 1:100, c(TRUE, TRUE))</w:t>
+            </w:r>
+          </w:p>
+        </w:tc>
+        <w:tc>
+          <w:tcPr/>
+          <w:p>
+            <w:pPr>
+              <w:pStyle w:val="Compact"/>
+              <w:jc w:val="left"/>
+            </w:pPr>
+            <w:r>
+              <w:t xml:space="preserve">List</w:t>
+            </w:r>
+          </w:p>
+        </w:tc>
+      </w:tr>
+      <w:tr>
+        <w:tc>
+          <w:tcPr/>
+          <w:p>
+            <w:pPr>
+              <w:pStyle w:val="Compact"/>
+              <w:jc w:val="left"/>
+            </w:pPr>
+            <w:r>
+              <w:t xml:space="preserve">Creating a List with names</w:t>
+            </w:r>
+          </w:p>
+        </w:tc>
+        <w:tc>
+          <w:tcPr/>
+          <w:p>
+            <w:pPr>
+              <w:pStyle w:val="Compact"/>
+              <w:jc w:val="left"/>
+            </w:pPr>
+            <w:r>
+              <w:rPr>
+                <w:rStyle w:val="VerbatimChar"/>
+              </w:rPr>
+              <w:t xml:space="preserve">my_list_named = list(l1 = "hamburger", l2 = 1:100, l3 = c(TRUE, TRUE))</w:t>
+            </w:r>
+          </w:p>
+        </w:tc>
+        <w:tc>
+          <w:tcPr/>
+          <w:p>
+            <w:pPr>
+              <w:pStyle w:val="Compact"/>
+              <w:jc w:val="left"/>
+            </w:pPr>
+            <w:r>
+              <w:t xml:space="preserve">List</w:t>
+            </w:r>
+          </w:p>
+        </w:tc>
+      </w:tr>
+      <w:tr>
+        <w:tc>
+          <w:tcPr/>
+          <w:p>
+            <w:pPr>
+              <w:pStyle w:val="Compact"/>
+              <w:jc w:val="left"/>
+            </w:pPr>
+            <w:r>
+              <w:t xml:space="preserve">Names of a List</w:t>
+            </w:r>
+          </w:p>
+        </w:tc>
+        <w:tc>
+          <w:tcPr/>
+          <w:p>
+            <w:pPr>
+              <w:pStyle w:val="Compact"/>
+              <w:jc w:val="left"/>
+            </w:pPr>
+            <w:r>
+              <w:rPr>
+                <w:rStyle w:val="VerbatimChar"/>
+              </w:rPr>
+              <w:t xml:space="preserve">names(my_list_named)</w:t>
+            </w:r>
+          </w:p>
+        </w:tc>
+        <w:tc>
+          <w:tcPr/>
+          <w:p>
+            <w:pPr>
+              <w:pStyle w:val="Compact"/>
+              <w:jc w:val="left"/>
+            </w:pPr>
+            <w:r>
+              <w:t xml:space="preserve">String vector</w:t>
+            </w:r>
+          </w:p>
+        </w:tc>
+      </w:tr>
+      <w:tr>
+        <w:tc>
+          <w:tcPr/>
+          <w:p>
+            <w:pPr>
+              <w:pStyle w:val="Compact"/>
+              <w:jc w:val="left"/>
+            </w:pPr>
+            <w:r>
+              <w:t xml:space="preserve">Accessing elements of a List</w:t>
+            </w:r>
+          </w:p>
+        </w:tc>
+        <w:tc>
+          <w:tcPr/>
+          <w:p>
+            <w:pPr>
+              <w:jc w:val="left"/>
+            </w:pPr>
+            <w:r>
+              <w:rPr>
+                <w:rStyle w:val="VerbatimChar"/>
+              </w:rPr>
+              <w:t xml:space="preserve">my_list[[1]]</w:t>
+            </w:r>
+          </w:p>
+          <w:p>
+            <w:pPr>
+              <w:jc w:val="left"/>
+            </w:pPr>
+            <w:r>
+              <w:rPr>
+                <w:rStyle w:val="VerbatimChar"/>
+              </w:rPr>
+              <w:t xml:space="preserve">my_list[[2]][3]</w:t>
+            </w:r>
+          </w:p>
+        </w:tc>
+        <w:tc>
+          <w:tcPr/>
+          <w:p>
+            <w:pPr>
+              <w:jc w:val="left"/>
+            </w:pPr>
+            <w:r>
+              <w:rPr>
+                <w:rStyle w:val="VerbatimChar"/>
+              </w:rPr>
+              <w:t xml:space="preserve">"hamburger"</w:t>
+            </w:r>
+          </w:p>
+          <w:p>
+            <w:pPr>
+              <w:jc w:val="left"/>
+            </w:pPr>
+            <w:r>
+              <w:rPr>
+                <w:rStyle w:val="VerbatimChar"/>
+              </w:rPr>
+              <w:t xml:space="preserve">3</w:t>
+            </w:r>
+          </w:p>
+        </w:tc>
+      </w:tr>
+      <w:tr>
+        <w:tc>
+          <w:tcPr/>
+          <w:p>
+            <w:pPr>
+              <w:pStyle w:val="Compact"/>
+              <w:jc w:val="left"/>
+            </w:pPr>
+            <w:r>
+              <w:t xml:space="preserve">Accessing elements of a List using names</w:t>
+            </w:r>
+          </w:p>
+        </w:tc>
+        <w:tc>
+          <w:tcPr/>
+          <w:p>
+            <w:pPr>
+              <w:jc w:val="left"/>
+            </w:pPr>
+            <w:r>
+              <w:rPr>
+                <w:rStyle w:val="VerbatimChar"/>
+              </w:rPr>
+              <w:t xml:space="preserve">my_list$l1</w:t>
+            </w:r>
+            <w:r>
+              <w:t xml:space="preserve"> </w:t>
+            </w:r>
+            <w:r>
+              <w:t xml:space="preserve">or</w:t>
+            </w:r>
+            <w:r>
+              <w:t xml:space="preserve"> </w:t>
+            </w:r>
+            <w:r>
+              <w:rPr>
+                <w:rStyle w:val="VerbatimChar"/>
+              </w:rPr>
+              <w:t xml:space="preserve">my_list[["l1"]]</w:t>
+            </w:r>
+          </w:p>
+          <w:p>
+            <w:pPr>
+              <w:jc w:val="left"/>
+            </w:pPr>
+            <w:r>
+              <w:rPr>
+                <w:rStyle w:val="VerbatimChar"/>
+              </w:rPr>
+              <w:t xml:space="preserve">my_list$l2[3]</w:t>
+            </w:r>
+            <w:r>
+              <w:t xml:space="preserve"> </w:t>
+            </w:r>
+            <w:r>
+              <w:t xml:space="preserve">or</w:t>
+            </w:r>
+            <w:r>
+              <w:t xml:space="preserve"> </w:t>
+            </w:r>
+            <w:r>
+              <w:rPr>
+                <w:rStyle w:val="VerbatimChar"/>
+              </w:rPr>
+              <w:t xml:space="preserve">my_list[["l2"]][3]</w:t>
+            </w:r>
+          </w:p>
+        </w:tc>
+        <w:tc>
+          <w:tcPr/>
+          <w:p>
+            <w:pPr>
+              <w:jc w:val="left"/>
+            </w:pPr>
+            <w:r>
+              <w:rPr>
+                <w:rStyle w:val="VerbatimChar"/>
+              </w:rPr>
+              <w:t xml:space="preserve">"hamburger"</w:t>
+            </w:r>
+          </w:p>
+          <w:p>
+            <w:pPr>
+              <w:jc w:val="left"/>
+            </w:pPr>
+            <w:r>
+              <w:rPr>
+                <w:rStyle w:val="VerbatimChar"/>
+              </w:rPr>
+              <w:t xml:space="preserve">3</w:t>
+            </w:r>
+          </w:p>
+        </w:tc>
+      </w:tr>
+      <w:tr>
+        <w:tc>
+          <w:tcPr/>
+          <w:p>
+            <w:pPr>
+              <w:pStyle w:val="Compact"/>
+              <w:jc w:val="left"/>
+            </w:pPr>
+            <w:r>
+              <w:t xml:space="preserve">Treating a Dataframe</w:t>
+            </w:r>
+            <w:r>
+              <w:t xml:space="preserve"> </w:t>
+            </w:r>
+            <w:r>
+              <w:rPr>
+                <w:rStyle w:val="VerbatimChar"/>
+              </w:rPr>
+              <w:t xml:space="preserve">df</w:t>
+            </w:r>
+            <w:r>
+              <w:t xml:space="preserve"> </w:t>
+            </w:r>
+            <w:r>
+              <w:t xml:space="preserve">as a List</w:t>
+            </w:r>
+          </w:p>
+        </w:tc>
+        <w:tc>
+          <w:tcPr/>
+          <w:p>
+            <w:pPr>
+              <w:pStyle w:val="Compact"/>
+              <w:jc w:val="left"/>
+            </w:pPr>
+            <w:r>
+              <w:rPr>
+                <w:rStyle w:val="VerbatimChar"/>
+              </w:rPr>
+              <w:t xml:space="preserve">my_df$col1</w:t>
+            </w:r>
+            <w:r>
+              <w:t xml:space="preserve">,</w:t>
+            </w:r>
+            <w:r>
+              <w:t xml:space="preserve"> </w:t>
+            </w:r>
+            <w:r>
+              <w:rPr>
+                <w:rStyle w:val="VerbatimChar"/>
+              </w:rPr>
+              <w:t xml:space="preserve">my_df[["col1"]]</w:t>
+            </w:r>
+          </w:p>
+        </w:tc>
+        <w:tc>
+          <w:tcPr/>
+          <w:p>
+            <w:pPr>
+              <w:pStyle w:val="Compact"/>
+              <w:jc w:val="left"/>
+            </w:pPr>
+            <w:r>
+              <w:t xml:space="preserve">Vector</w:t>
+            </w:r>
+          </w:p>
+        </w:tc>
+      </w:tr>
+    </w:tbl>
+    <w:bookmarkEnd w:id="154"/>
+    <w:bookmarkStart w:id="155" w:name="exploring-new-data-structures"/>
+    <w:p>
+      <w:pPr>
+        <w:pStyle w:val="Heading2"/>
+      </w:pPr>
+      <w:r>
+        <w:rPr>
+          <w:rStyle w:val="SectionNumber"/>
+        </w:rPr>
+        <w:t xml:space="preserve">7.2</w:t>
+      </w:r>
+      <w:r>
+        <w:tab/>
+      </w:r>
+      <w:r>
+        <w:t xml:space="preserve">Exploring new data structures</w:t>
+      </w:r>
+    </w:p>
+    <w:p>
+      <w:pPr>
+        <w:pStyle w:val="FirstParagraph"/>
+      </w:pPr>
+      <w:r>
+        <w:t xml:space="preserve">If you encounter an unknown data structure, such as the result of a</w:t>
+      </w:r>
+      <w:r>
+        <w:t xml:space="preserve"> </w:t>
+      </w:r>
+      <w:r>
+        <w:rPr>
+          <w:rStyle w:val="VerbatimChar"/>
+        </w:rPr>
+        <w:t xml:space="preserve">t.test()</w:t>
+      </w:r>
+      <w:r>
+        <w:t xml:space="preserve">, how do you explore it?</w:t>
+      </w:r>
+    </w:p>
+    <w:tbl>
+      <w:tblPr>
+        <w:tblStyle w:val="Table"/>
+        <w:tblW w:type="pct" w:w="4931"/>
+        <w:tblLook w:firstRow="1" w:lastRow="0" w:firstColumn="0" w:lastColumn="0" w:noHBand="0" w:noVBand="0" w:val="0020"/>
+        <w:jc w:val="start"/>
+      </w:tblPr>
+      <w:tblGrid>
+        <w:gridCol w:w="4400"/>
+        <w:gridCol w:w="3410"/>
+      </w:tblGrid>
+      <w:tr>
+        <w:trPr>
+          <w:tblHeader w:val="true"/>
+        </w:trPr>
+        <w:tc>
+          <w:tcPr/>
+          <w:p>
+            <w:pPr>
+              <w:pStyle w:val="Compact"/>
+              <w:jc w:val="left"/>
+            </w:pPr>
+            <w:r>
+              <w:t xml:space="preserve">English</w:t>
+            </w:r>
+          </w:p>
+        </w:tc>
+        <w:tc>
+          <w:tcPr/>
+          <w:p>
+            <w:pPr>
+              <w:pStyle w:val="Compact"/>
+              <w:jc w:val="left"/>
+            </w:pPr>
+            <w:r>
+              <w:t xml:space="preserve">R Language</w:t>
+            </w:r>
+          </w:p>
+        </w:tc>
+      </w:tr>
+      <w:tr>
+        <w:tc>
+          <w:tcPr/>
+          <w:p>
+            <w:pPr>
+              <w:pStyle w:val="Compact"/>
+              <w:jc w:val="left"/>
+            </w:pPr>
+            <w:r>
+              <w:t xml:space="preserve">What data structure is this?</w:t>
+            </w:r>
+          </w:p>
+        </w:tc>
+        <w:tc>
+          <w:tcPr/>
+          <w:p>
+            <w:pPr>
+              <w:pStyle w:val="Compact"/>
+              <w:jc w:val="left"/>
+            </w:pPr>
+            <w:r>
+              <w:rPr>
+                <w:rStyle w:val="VerbatimChar"/>
+              </w:rPr>
+              <w:t xml:space="preserve">class(x)</w:t>
+            </w:r>
+          </w:p>
+        </w:tc>
+      </w:tr>
+      <w:tr>
+        <w:tc>
+          <w:tcPr/>
+          <w:p>
+            <w:pPr>
+              <w:pStyle w:val="Compact"/>
+              <w:jc w:val="left"/>
+            </w:pPr>
+            <w:r>
+              <w:t xml:space="preserve">What are its attributes?</w:t>
+            </w:r>
+          </w:p>
+        </w:tc>
+        <w:tc>
+          <w:tcPr/>
+          <w:p>
+            <w:pPr>
+              <w:pStyle w:val="Compact"/>
+              <w:jc w:val="left"/>
+            </w:pPr>
+            <w:r>
+              <w:rPr>
+                <w:rStyle w:val="VerbatimChar"/>
+              </w:rPr>
+              <w:t xml:space="preserve">attributes(x)</w:t>
+            </w:r>
+          </w:p>
+        </w:tc>
+      </w:tr>
+      <w:tr>
+        <w:tc>
+          <w:tcPr/>
+          <w:p>
+            <w:pPr>
+              <w:pStyle w:val="Compact"/>
+              <w:jc w:val="left"/>
+            </w:pPr>
+            <w:r>
+              <w:t xml:space="preserve">What are its names, if any?</w:t>
+            </w:r>
+          </w:p>
+        </w:tc>
+        <w:tc>
+          <w:tcPr/>
+          <w:p>
+            <w:pPr>
+              <w:pStyle w:val="Compact"/>
+              <w:jc w:val="left"/>
+            </w:pPr>
+            <w:r>
+              <w:rPr>
+                <w:rStyle w:val="VerbatimChar"/>
+              </w:rPr>
+              <w:t xml:space="preserve">names(x)</w:t>
+            </w:r>
+          </w:p>
+        </w:tc>
+      </w:tr>
+    </w:tbl>
+    <w:bookmarkEnd w:id="155"/>
+    <w:bookmarkStart w:id="156" w:name="data-type-checking-and-coercing"/>
+    <w:p>
+      <w:pPr>
+        <w:pStyle w:val="Heading2"/>
+      </w:pPr>
+      <w:r>
+        <w:rPr>
+          <w:rStyle w:val="SectionNumber"/>
+        </w:rPr>
+        <w:t xml:space="preserve">7.3</w:t>
+      </w:r>
+      <w:r>
+        <w:tab/>
+      </w:r>
+      <w:r>
+        <w:t xml:space="preserve">Data type checking and coercing</w:t>
+      </w:r>
+    </w:p>
+    <w:p>
+      <w:pPr>
+        <w:pStyle w:val="FirstParagraph"/>
+      </w:pPr>
+      <w:r>
+        <w:t xml:space="preserve">You loaded in the data, now what?</w:t>
+      </w:r>
+    </w:p>
+    <w:tbl>
+      <w:tblPr>
+        <w:tblStyle w:val="Table"/>
+        <w:tblW w:type="pct" w:w="4977"/>
+        <w:tblLook w:firstRow="1" w:lastRow="0" w:firstColumn="0" w:lastColumn="0" w:noHBand="0" w:noVBand="0" w:val="0020"/>
+        <w:jc w:val="start"/>
+      </w:tblPr>
+      <w:tblGrid>
+        <w:gridCol w:w="3410"/>
+        <w:gridCol w:w="3556"/>
+        <w:gridCol w:w="916"/>
+      </w:tblGrid>
+      <w:tr>
+        <w:trPr>
+          <w:tblHeader w:val="true"/>
+        </w:trPr>
+        <w:tc>
+          <w:tcPr/>
+          <w:p>
+            <w:pPr>
+              <w:pStyle w:val="Compact"/>
+              <w:jc w:val="left"/>
+            </w:pPr>
+            <w:r>
+              <w:t xml:space="preserve">English</w:t>
+            </w:r>
+          </w:p>
+        </w:tc>
+        <w:tc>
+          <w:tcPr/>
+          <w:p>
+            <w:pPr>
+              <w:pStyle w:val="Compact"/>
+              <w:jc w:val="left"/>
+            </w:pPr>
+            <w:r>
+              <w:t xml:space="preserve">R Language</w:t>
+            </w:r>
+          </w:p>
+        </w:tc>
+        <w:tc>
+          <w:tcPr/>
+          <w:p>
+            <w:pPr>
+              <w:pStyle w:val="Compact"/>
+              <w:jc w:val="left"/>
+            </w:pPr>
+            <w:r>
+              <w:t xml:space="preserve">Output type</w:t>
+            </w:r>
+          </w:p>
+        </w:tc>
+      </w:tr>
+      <w:tr>
+        <w:tc>
+          <w:tcPr/>
+          <w:p>
+            <w:pPr>
+              <w:pStyle w:val="Compact"/>
+              <w:jc w:val="left"/>
+            </w:pPr>
+            <w:r>
+              <w:t xml:space="preserve">Is this vector a ___ type of vector?</w:t>
+            </w:r>
+          </w:p>
+        </w:tc>
+        <w:tc>
+          <w:tcPr/>
+          <w:p>
+            <w:pPr>
+              <w:pStyle w:val="Compact"/>
+              <w:jc w:val="left"/>
+            </w:pPr>
+            <w:r>
+              <w:rPr>
+                <w:rStyle w:val="VerbatimChar"/>
+              </w:rPr>
+              <w:t xml:space="preserve">is.numeric(vec)</w:t>
+            </w:r>
+            <w:r>
+              <w:t xml:space="preserve">,</w:t>
+            </w:r>
+            <w:r>
+              <w:t xml:space="preserve"> </w:t>
+            </w:r>
+            <w:r>
+              <w:rPr>
+                <w:rStyle w:val="VerbatimChar"/>
+              </w:rPr>
+              <w:t xml:space="preserve">is.double(vec)</w:t>
+            </w:r>
+            <w:r>
+              <w:t xml:space="preserve">,</w:t>
+            </w:r>
+            <w:r>
+              <w:t xml:space="preserve"> </w:t>
+            </w:r>
+            <w:r>
+              <w:rPr>
+                <w:rStyle w:val="VerbatimChar"/>
+              </w:rPr>
+              <w:t xml:space="preserve">is.integer(vec)</w:t>
+            </w:r>
+            <w:r>
+              <w:t xml:space="preserve">,</w:t>
+            </w:r>
+            <w:r>
+              <w:t xml:space="preserve"> </w:t>
+            </w:r>
+            <w:r>
+              <w:rPr>
+                <w:rStyle w:val="VerbatimChar"/>
+              </w:rPr>
+              <w:t xml:space="preserve">is.character(vec)</w:t>
+            </w:r>
+            <w:r>
+              <w:t xml:space="preserve"> </w:t>
+            </w:r>
+            <w:r>
+              <w:rPr>
+                <w:rStyle w:val="VerbatimChar"/>
+              </w:rPr>
+              <w:t xml:space="preserve">is.logical(vec)</w:t>
+            </w:r>
+          </w:p>
+        </w:tc>
+        <w:tc>
+          <w:tcPr/>
+          <w:p>
+            <w:pPr>
+              <w:pStyle w:val="Compact"/>
+              <w:jc w:val="left"/>
+            </w:pPr>
+            <w:r>
+              <w:t xml:space="preserve">Logical value</w:t>
+            </w:r>
+          </w:p>
+        </w:tc>
+      </w:tr>
+      <w:tr>
+        <w:tc>
+          <w:tcPr/>
+          <w:p>
+            <w:pPr>
+              <w:jc w:val="left"/>
+            </w:pPr>
+            <w:r>
+              <w:t xml:space="preserve">Convert ___ type of vector to ____ type of vector.</w:t>
+            </w:r>
+          </w:p>
+          <w:p>
+            <w:pPr>
+              <w:jc w:val="left"/>
+            </w:pPr>
+            <w:r>
+              <w:t xml:space="preserve">Order of coercing that is allowed: Logical vector -&gt; Numeric vector -&gt; Character vector</w:t>
+            </w:r>
+          </w:p>
+        </w:tc>
+        <w:tc>
+          <w:tcPr/>
+          <w:p>
+            <w:pPr>
+              <w:pStyle w:val="Compact"/>
+              <w:jc w:val="left"/>
+            </w:pPr>
+            <w:r>
+              <w:rPr>
+                <w:rStyle w:val="VerbatimChar"/>
+              </w:rPr>
+              <w:t xml:space="preserve">as.numeric(vec)</w:t>
+            </w:r>
+            <w:r>
+              <w:t xml:space="preserve">,</w:t>
+            </w:r>
+            <w:r>
+              <w:t xml:space="preserve"> </w:t>
+            </w:r>
+            <w:r>
+              <w:rPr>
+                <w:rStyle w:val="VerbatimChar"/>
+              </w:rPr>
+              <w:t xml:space="preserve">as.double(vec)</w:t>
+            </w:r>
+            <w:r>
+              <w:t xml:space="preserve">,</w:t>
+            </w:r>
+            <w:r>
+              <w:t xml:space="preserve"> </w:t>
+            </w:r>
+            <w:r>
+              <w:rPr>
+                <w:rStyle w:val="VerbatimChar"/>
+              </w:rPr>
+              <w:t xml:space="preserve">as.integer(vec)</w:t>
+            </w:r>
+            <w:r>
+              <w:t xml:space="preserve">,</w:t>
+            </w:r>
+            <w:r>
+              <w:t xml:space="preserve"> </w:t>
+            </w:r>
+            <w:r>
+              <w:rPr>
+                <w:rStyle w:val="VerbatimChar"/>
+              </w:rPr>
+              <w:t xml:space="preserve">as.character(vec)</w:t>
+            </w:r>
+          </w:p>
+        </w:tc>
+        <w:tc>
+          <w:tcPr/>
+          <w:p>
+            <w:pPr>
+              <w:pStyle w:val="Compact"/>
+              <w:jc w:val="left"/>
+            </w:pPr>
+            <w:r>
+              <w:t xml:space="preserve">Vector of desired form</w:t>
+            </w:r>
+          </w:p>
+        </w:tc>
+      </w:tr>
+    </w:tbl>
+    <w:bookmarkEnd w:id="156"/>
+    <w:bookmarkStart w:id="157" w:name="subsetting-and-removing-missing-values"/>
+    <w:p>
+      <w:pPr>
+        <w:pStyle w:val="Heading2"/>
+      </w:pPr>
+      <w:r>
+        <w:rPr>
+          <w:rStyle w:val="SectionNumber"/>
+        </w:rPr>
+        <w:t xml:space="preserve">7.4</w:t>
+      </w:r>
+      <w:r>
+        <w:tab/>
+      </w:r>
+      <w:r>
+        <w:t xml:space="preserve">Subsetting and removing missing values</w:t>
+      </w:r>
+    </w:p>
+    <w:tbl>
+      <w:tblPr>
+        <w:tblStyle w:val="Table"/>
+        <w:tblW w:type="pct" w:w="4974"/>
+        <w:tblLook w:firstRow="1" w:lastRow="0" w:firstColumn="0" w:lastColumn="0" w:noHBand="0" w:noVBand="0" w:val="0020"/>
+        <w:jc w:val="start"/>
+      </w:tblPr>
+      <w:tblGrid>
+        <w:gridCol w:w="4081"/>
+        <w:gridCol w:w="1575"/>
+        <w:gridCol w:w="2222"/>
+      </w:tblGrid>
+      <w:tr>
+        <w:trPr>
+          <w:tblHeader w:val="true"/>
+        </w:trPr>
+        <w:tc>
+          <w:tcPr/>
+          <w:p>
+            <w:pPr>
+              <w:pStyle w:val="Compact"/>
+              <w:jc w:val="left"/>
+            </w:pPr>
+            <w:r>
+              <w:t xml:space="preserve">English</w:t>
+            </w:r>
+          </w:p>
+        </w:tc>
+        <w:tc>
+          <w:tcPr/>
+          <w:p>
+            <w:pPr>
+              <w:pStyle w:val="Compact"/>
+              <w:jc w:val="left"/>
+            </w:pPr>
+            <w:r>
+              <w:t xml:space="preserve">R Language</w:t>
+            </w:r>
+          </w:p>
+        </w:tc>
+        <w:tc>
+          <w:tcPr/>
+          <w:p>
+            <w:pPr>
+              <w:pStyle w:val="Compact"/>
+              <w:jc w:val="left"/>
+            </w:pPr>
+            <w:r>
+              <w:t xml:space="preserve">Output type</w:t>
+            </w:r>
+          </w:p>
+        </w:tc>
+      </w:tr>
+      <w:tr>
+        <w:tc>
+          <w:tcPr/>
+          <w:p>
+            <w:pPr>
+              <w:pStyle w:val="Compact"/>
+              <w:jc w:val="left"/>
+            </w:pPr>
+            <w:r>
+              <w:t xml:space="preserve">Subset</w:t>
+            </w:r>
+            <w:r>
+              <w:t xml:space="preserve"> </w:t>
+            </w:r>
+            <w:r>
+              <w:rPr>
+                <w:rStyle w:val="VerbatimChar"/>
+              </w:rPr>
+              <w:t xml:space="preserve">vec</w:t>
+            </w:r>
+            <w:r>
+              <w:t xml:space="preserve"> </w:t>
+            </w:r>
+            <w:r>
+              <w:t xml:space="preserve">to be greater than 0</w:t>
+            </w:r>
+          </w:p>
+        </w:tc>
+        <w:tc>
+          <w:tcPr/>
+          <w:p>
+            <w:pPr>
+              <w:pStyle w:val="Compact"/>
+              <w:jc w:val="left"/>
+            </w:pPr>
+            <w:r>
+              <w:rPr>
+                <w:rStyle w:val="VerbatimChar"/>
+              </w:rPr>
+              <w:t xml:space="preserve">vec[vec &gt; 0]</w:t>
+            </w:r>
+          </w:p>
+        </w:tc>
+        <w:tc>
+          <w:tcPr/>
+          <w:p>
+            <w:pPr>
+              <w:pStyle w:val="Compact"/>
+              <w:jc w:val="left"/>
+            </w:pPr>
+            <w:r>
+              <w:t xml:space="preserve">Vector</w:t>
+            </w:r>
+          </w:p>
+        </w:tc>
+      </w:tr>
+      <w:tr>
+        <w:tc>
+          <w:tcPr/>
+          <w:p>
+            <w:pPr>
+              <w:pStyle w:val="Compact"/>
+              <w:jc w:val="left"/>
+            </w:pPr>
+            <w:r>
+              <w:t xml:space="preserve">Subset</w:t>
+            </w:r>
+            <w:r>
+              <w:t xml:space="preserve"> </w:t>
+            </w:r>
+            <w:r>
+              <w:rPr>
+                <w:rStyle w:val="VerbatimChar"/>
+              </w:rPr>
+              <w:t xml:space="preserve">vec</w:t>
+            </w:r>
+            <w:r>
+              <w:t xml:space="preserve"> </w:t>
+            </w:r>
+            <w:r>
+              <w:t xml:space="preserve">to have</w:t>
+            </w:r>
+            <w:r>
+              <w:t xml:space="preserve"> </w:t>
+            </w:r>
+            <w:r>
+              <w:t xml:space="preserve">“</w:t>
+            </w:r>
+            <w:r>
+              <w:t xml:space="preserve">chris</w:t>
+            </w:r>
+            <w:r>
+              <w:t xml:space="preserve">”</w:t>
+            </w:r>
+            <w:r>
+              <w:t xml:space="preserve"> </w:t>
+            </w:r>
+            <w:r>
+              <w:t xml:space="preserve">or</w:t>
+            </w:r>
+            <w:r>
+              <w:t xml:space="preserve"> </w:t>
+            </w:r>
+            <w:r>
+              <w:t xml:space="preserve">“</w:t>
+            </w:r>
+            <w:r>
+              <w:t xml:space="preserve">bob</w:t>
+            </w:r>
+            <w:r>
+              <w:t xml:space="preserve">”</w:t>
+            </w:r>
+          </w:p>
+        </w:tc>
+        <w:tc>
+          <w:tcPr/>
+          <w:p>
+            <w:pPr>
+              <w:pStyle w:val="Compact"/>
+              <w:jc w:val="left"/>
+            </w:pPr>
+            <w:r>
+              <w:rPr>
+                <w:rStyle w:val="VerbatimChar"/>
+              </w:rPr>
+              <w:t xml:space="preserve">vec[vec == "chris" | vec == "bob"]</w:t>
+            </w:r>
+          </w:p>
+        </w:tc>
+        <w:tc>
+          <w:tcPr/>
+          <w:p>
+            <w:pPr>
+              <w:pStyle w:val="Compact"/>
+              <w:jc w:val="left"/>
+            </w:pPr>
+            <w:r>
+              <w:t xml:space="preserve">Vector</w:t>
+            </w:r>
+          </w:p>
+        </w:tc>
+      </w:tr>
+      <w:tr>
+        <w:tc>
+          <w:tcPr/>
+          <w:p>
+            <w:pPr>
+              <w:pStyle w:val="Compact"/>
+              <w:jc w:val="left"/>
+            </w:pPr>
+            <w:r>
+              <w:t xml:space="preserve">Where are the missing values in this vector?</w:t>
+            </w:r>
+          </w:p>
+        </w:tc>
+        <w:tc>
+          <w:tcPr/>
+          <w:p>
+            <w:pPr>
+              <w:pStyle w:val="Compact"/>
+              <w:jc w:val="left"/>
+            </w:pPr>
+            <w:r>
+              <w:rPr>
+                <w:rStyle w:val="VerbatimChar"/>
+              </w:rPr>
+              <w:t xml:space="preserve">is.na(vec)</w:t>
+            </w:r>
+          </w:p>
+        </w:tc>
+        <w:tc>
+          <w:tcPr/>
+          <w:p>
+            <w:pPr>
+              <w:pStyle w:val="Compact"/>
+              <w:jc w:val="left"/>
+            </w:pPr>
+            <w:r>
+              <w:t xml:space="preserve">Logical vector indicating where the missing value is</w:t>
+            </w:r>
+          </w:p>
+        </w:tc>
+      </w:tr>
+      <w:tr>
+        <w:tc>
+          <w:tcPr/>
+          <w:p>
+            <w:pPr>
+              <w:pStyle w:val="Compact"/>
+              <w:jc w:val="left"/>
+            </w:pPr>
+            <w:r>
+              <w:t xml:space="preserve">Given vector</w:t>
+            </w:r>
+            <w:r>
+              <w:t xml:space="preserve"> </w:t>
+            </w:r>
+            <w:r>
+              <w:rPr>
+                <w:rStyle w:val="VerbatimChar"/>
+              </w:rPr>
+              <w:t xml:space="preserve">vec</w:t>
+            </w:r>
+            <w:r>
+              <w:t xml:space="preserve">, subset to non-missing values</w:t>
+            </w:r>
+          </w:p>
+        </w:tc>
+        <w:tc>
+          <w:tcPr/>
+          <w:p>
+            <w:pPr>
+              <w:pStyle w:val="Compact"/>
+              <w:jc w:val="left"/>
+            </w:pPr>
+            <w:r>
+              <w:rPr>
+                <w:rStyle w:val="VerbatimChar"/>
+              </w:rPr>
+              <w:t xml:space="preserve">vec[!is.na(vec)]</w:t>
+            </w:r>
+          </w:p>
+        </w:tc>
+        <w:tc>
+          <w:tcPr/>
+          <w:p>
+            <w:pPr>
+              <w:pStyle w:val="Compact"/>
+              <w:jc w:val="left"/>
+            </w:pPr>
+            <w:r>
+              <w:t xml:space="preserve">Vector</w:t>
+            </w:r>
+          </w:p>
+        </w:tc>
+      </w:tr>
+      <w:tr>
+        <w:tc>
+          <w:tcPr/>
+          <w:p>
+            <w:pPr>
+              <w:pStyle w:val="Compact"/>
+              <w:jc w:val="left"/>
+            </w:pPr>
+            <w:r>
+              <w:t xml:space="preserve">Given a dataframe</w:t>
+            </w:r>
+            <w:r>
+              <w:t xml:space="preserve"> </w:t>
+            </w:r>
+            <w:r>
+              <w:rPr>
+                <w:rStyle w:val="VerbatimChar"/>
+              </w:rPr>
+              <w:t xml:space="preserve">df</w:t>
+            </w:r>
+            <w:r>
+              <w:t xml:space="preserve">, subset the rows so that the column</w:t>
+            </w:r>
+            <w:r>
+              <w:t xml:space="preserve"> </w:t>
+            </w:r>
+            <w:r>
+              <w:rPr>
+                <w:rStyle w:val="VerbatimChar"/>
+              </w:rPr>
+              <w:t xml:space="preserve">col1</w:t>
+            </w:r>
+            <w:r>
+              <w:t xml:space="preserve"> </w:t>
+            </w:r>
+            <w:r>
+              <w:t xml:space="preserve">does not have any missing values</w:t>
+            </w:r>
+          </w:p>
+        </w:tc>
+        <w:tc>
+          <w:tcPr/>
+          <w:p>
+            <w:pPr>
+              <w:pStyle w:val="Compact"/>
+              <w:jc w:val="left"/>
+            </w:pPr>
+            <w:r>
+              <w:rPr>
+                <w:rStyle w:val="VerbatimChar"/>
+              </w:rPr>
+              <w:t xml:space="preserve">filter(df, !is.na(col1))</w:t>
+            </w:r>
+          </w:p>
+        </w:tc>
+        <w:tc>
+          <w:tcPr/>
+          <w:p>
+            <w:pPr>
+              <w:pStyle w:val="Compact"/>
+              <w:jc w:val="left"/>
+            </w:pPr>
+            <w:r>
+              <w:t xml:space="preserve">Dataframe</w:t>
+            </w:r>
+          </w:p>
+        </w:tc>
+      </w:tr>
+    </w:tbl>
+    <w:bookmarkEnd w:id="157"/>
+    <w:bookmarkStart w:id="158" w:name="data-recoding"/>
+    <w:p>
+      <w:pPr>
+        <w:pStyle w:val="Heading2"/>
+      </w:pPr>
+      <w:r>
+        <w:rPr>
+          <w:rStyle w:val="SectionNumber"/>
+        </w:rPr>
+        <w:t xml:space="preserve">7.5</w:t>
+      </w:r>
+      <w:r>
+        <w:tab/>
+      </w:r>
+      <w:r>
+        <w:t xml:space="preserve">Data recoding</w:t>
+      </w:r>
+    </w:p>
+    <w:tbl>
+      <w:tblPr>
+        <w:tblStyle w:val="Table"/>
+        <w:tblW w:type="pct" w:w="5000"/>
+        <w:tblLook w:firstRow="1" w:lastRow="0" w:firstColumn="0" w:lastColumn="0" w:noHBand="0" w:noVBand="0" w:val="0020"/>
+        <w:jc w:val="start"/>
+      </w:tblPr>
+      <w:tblGrid>
+        <w:gridCol w:w="5672"/>
+        <w:gridCol w:w="2247"/>
+      </w:tblGrid>
+      <w:tr>
+        <w:trPr>
+          <w:tblHeader w:val="true"/>
+        </w:trPr>
+        <w:tc>
+          <w:tcPr/>
+          <w:p>
+            <w:pPr>
+              <w:pStyle w:val="Compact"/>
+              <w:jc w:val="left"/>
+            </w:pPr>
+            <w:r>
+              <w:t xml:space="preserve">English</w:t>
+            </w:r>
+          </w:p>
+        </w:tc>
+        <w:tc>
+          <w:tcPr/>
+          <w:p>
+            <w:pPr>
+              <w:pStyle w:val="Compact"/>
+              <w:jc w:val="left"/>
+            </w:pPr>
+            <w:r>
+              <w:t xml:space="preserve">R Language</w:t>
+            </w:r>
+          </w:p>
+        </w:tc>
+      </w:tr>
+      <w:tr>
+        <w:tc>
+          <w:tcPr/>
+          <w:p>
+            <w:pPr>
+              <w:pStyle w:val="Compact"/>
+              <w:jc w:val="left"/>
+            </w:pPr>
+            <w:r>
+              <w:t xml:space="preserve">If vector</w:t>
+            </w:r>
+            <w:r>
+              <w:t xml:space="preserve"> </w:t>
+            </w:r>
+            <w:r>
+              <w:rPr>
+                <w:rStyle w:val="VerbatimChar"/>
+              </w:rPr>
+              <w:t xml:space="preserve">vec</w:t>
+            </w:r>
+            <w:r>
+              <w:t xml:space="preserve"> </w:t>
+            </w:r>
+            <w:r>
+              <w:t xml:space="preserve">has the value</w:t>
+            </w:r>
+            <w:r>
+              <w:t xml:space="preserve"> </w:t>
+            </w:r>
+            <w:r>
+              <w:t xml:space="preserve">“</w:t>
+            </w:r>
+            <w:r>
+              <w:t xml:space="preserve">x</w:t>
+            </w:r>
+            <w:r>
+              <w:t xml:space="preserve">”</w:t>
+            </w:r>
+            <w:r>
+              <w:t xml:space="preserve">, recode it as</w:t>
+            </w:r>
+            <w:r>
+              <w:t xml:space="preserve"> </w:t>
+            </w:r>
+            <w:r>
+              <w:t xml:space="preserve">“</w:t>
+            </w:r>
+            <w:r>
+              <w:t xml:space="preserve">a</w:t>
+            </w:r>
+            <w:r>
+              <w:t xml:space="preserve">”</w:t>
+            </w:r>
+          </w:p>
+        </w:tc>
+        <w:tc>
+          <w:tcPr/>
+          <w:p>
+            <w:pPr>
+              <w:jc w:val="left"/>
+            </w:pPr>
+            <w:r>
+              <w:rPr>
+                <w:rStyle w:val="VerbatimChar"/>
+              </w:rPr>
+              <w:t xml:space="preserve">vec[vec == "x"] = "a"</w:t>
+            </w:r>
+          </w:p>
+          <w:p>
+            <w:pPr>
+              <w:jc w:val="left"/>
+            </w:pPr>
+            <w:r>
+              <w:t xml:space="preserve">or</w:t>
+            </w:r>
+          </w:p>
+          <w:p>
+            <w:pPr>
+              <w:jc w:val="left"/>
+            </w:pPr>
+            <w:r>
+              <w:rPr>
+                <w:rStyle w:val="VerbatimChar"/>
+              </w:rPr>
+              <w:t xml:space="preserve">if_else(vec == "x", "a", vec)</w:t>
+            </w:r>
+          </w:p>
+        </w:tc>
+      </w:tr>
+      <w:tr>
+        <w:tc>
+          <w:tcPr/>
+          <w:p>
+            <w:pPr>
+              <w:pStyle w:val="Compact"/>
+              <w:jc w:val="left"/>
+            </w:pPr>
+            <w:r>
+              <w:t xml:space="preserve">If vector</w:t>
+            </w:r>
+            <w:r>
+              <w:t xml:space="preserve"> </w:t>
+            </w:r>
+            <w:r>
+              <w:rPr>
+                <w:rStyle w:val="VerbatimChar"/>
+              </w:rPr>
+              <w:t xml:space="preserve">vec</w:t>
+            </w:r>
+            <w:r>
+              <w:t xml:space="preserve"> </w:t>
+            </w:r>
+            <w:r>
+              <w:t xml:space="preserve">has the value</w:t>
+            </w:r>
+            <w:r>
+              <w:t xml:space="preserve"> </w:t>
+            </w:r>
+            <w:r>
+              <w:t xml:space="preserve">“</w:t>
+            </w:r>
+            <w:r>
+              <w:t xml:space="preserve">x</w:t>
+            </w:r>
+            <w:r>
+              <w:t xml:space="preserve">”</w:t>
+            </w:r>
+            <w:r>
+              <w:t xml:space="preserve">, recode it as</w:t>
+            </w:r>
+            <w:r>
+              <w:t xml:space="preserve"> </w:t>
+            </w:r>
+            <w:r>
+              <w:t xml:space="preserve">“</w:t>
+            </w:r>
+            <w:r>
+              <w:t xml:space="preserve">a</w:t>
+            </w:r>
+            <w:r>
+              <w:t xml:space="preserve">”</w:t>
+            </w:r>
+            <w:r>
+              <w:t xml:space="preserve">, anything else recode as</w:t>
+            </w:r>
+            <w:r>
+              <w:t xml:space="preserve"> </w:t>
+            </w:r>
+            <w:r>
+              <w:t xml:space="preserve">“</w:t>
+            </w:r>
+            <w:r>
+              <w:t xml:space="preserve">b</w:t>
+            </w:r>
+            <w:r>
+              <w:t xml:space="preserve">”</w:t>
+            </w:r>
+          </w:p>
+        </w:tc>
+        <w:tc>
+          <w:tcPr/>
+          <w:p>
+            <w:pPr>
+              <w:pStyle w:val="Compact"/>
+              <w:jc w:val="left"/>
+            </w:pPr>
+            <w:r>
+              <w:rPr>
+                <w:rStyle w:val="VerbatimChar"/>
+              </w:rPr>
+              <w:t xml:space="preserve">if_else(vec == "x", "a", "b")</w:t>
+            </w:r>
+          </w:p>
+        </w:tc>
+      </w:tr>
+      <w:tr>
+        <w:tc>
+          <w:tcPr/>
+          <w:p>
+            <w:pPr>
+              <w:pStyle w:val="Compact"/>
+              <w:jc w:val="left"/>
+            </w:pPr>
+            <w:r>
+              <w:t xml:space="preserve">If vector</w:t>
+            </w:r>
+            <w:r>
+              <w:t xml:space="preserve"> </w:t>
+            </w:r>
+            <w:r>
+              <w:rPr>
+                <w:rStyle w:val="VerbatimChar"/>
+              </w:rPr>
+              <w:t xml:space="preserve">vec</w:t>
+            </w:r>
+            <w:r>
+              <w:t xml:space="preserve"> </w:t>
+            </w:r>
+            <w:r>
+              <w:t xml:space="preserve">has the value</w:t>
+            </w:r>
+            <w:r>
+              <w:t xml:space="preserve"> </w:t>
+            </w:r>
+            <w:r>
+              <w:t xml:space="preserve">“</w:t>
+            </w:r>
+            <w:r>
+              <w:t xml:space="preserve">x</w:t>
+            </w:r>
+            <w:r>
+              <w:t xml:space="preserve">”</w:t>
+            </w:r>
+            <w:r>
+              <w:t xml:space="preserve">, recode it as</w:t>
+            </w:r>
+            <w:r>
+              <w:t xml:space="preserve"> </w:t>
+            </w:r>
+            <w:r>
+              <w:t xml:space="preserve">“</w:t>
+            </w:r>
+            <w:r>
+              <w:t xml:space="preserve">a</w:t>
+            </w:r>
+            <w:r>
+              <w:t xml:space="preserve">”</w:t>
+            </w:r>
+            <w:r>
+              <w:t xml:space="preserve">, else if</w:t>
+            </w:r>
+            <w:r>
+              <w:t xml:space="preserve"> </w:t>
+            </w:r>
+            <w:r>
+              <w:rPr>
+                <w:rStyle w:val="VerbatimChar"/>
+              </w:rPr>
+              <w:t xml:space="preserve">vec</w:t>
+            </w:r>
+            <w:r>
+              <w:t xml:space="preserve"> </w:t>
+            </w:r>
+            <w:r>
+              <w:t xml:space="preserve">has value</w:t>
+            </w:r>
+            <w:r>
+              <w:t xml:space="preserve"> </w:t>
+            </w:r>
+            <w:r>
+              <w:t xml:space="preserve">“</w:t>
+            </w:r>
+            <w:r>
+              <w:t xml:space="preserve">y</w:t>
+            </w:r>
+            <w:r>
+              <w:t xml:space="preserve">”</w:t>
+            </w:r>
+            <w:r>
+              <w:t xml:space="preserve">, recode it as</w:t>
+            </w:r>
+            <w:r>
+              <w:t xml:space="preserve"> </w:t>
+            </w:r>
+            <w:r>
+              <w:t xml:space="preserve">“</w:t>
+            </w:r>
+            <w:r>
+              <w:t xml:space="preserve">b</w:t>
+            </w:r>
+            <w:r>
+              <w:t xml:space="preserve">”</w:t>
+            </w:r>
+            <w:r>
+              <w:t xml:space="preserve">, anything else recode as</w:t>
+            </w:r>
+            <w:r>
+              <w:t xml:space="preserve"> </w:t>
+            </w:r>
+            <w:r>
+              <w:t xml:space="preserve">“</w:t>
+            </w:r>
+            <w:r>
+              <w:t xml:space="preserve">z</w:t>
+            </w:r>
+            <w:r>
+              <w:t xml:space="preserve">”</w:t>
+            </w:r>
+            <w:r>
+              <w:t xml:space="preserve">.</w:t>
+            </w:r>
+          </w:p>
+        </w:tc>
+        <w:tc>
+          <w:tcPr/>
+          <w:p>
+            <w:pPr>
+              <w:pStyle w:val="SourceCode"/>
+              <w:jc w:val="left"/>
+            </w:pPr>
+            <w:r>
+              <w:rPr>
+                <w:rStyle w:val="VerbatimChar"/>
+              </w:rPr>
+              <w:t xml:space="preserve">case_when(vec == "x" ~ "a",</w:t>
+            </w:r>
+            <w:r>
+              <w:br/>
+            </w:r>
+            <w:r>
+              <w:rPr>
+                <w:rStyle w:val="VerbatimChar"/>
+              </w:rPr>
+              <w:t xml:space="preserve">vec == "y" ~ "b",</w:t>
+            </w:r>
+            <w:r>
+              <w:br/>
+            </w:r>
+            <w:r>
+              <w:rPr>
+                <w:rStyle w:val="VerbatimChar"/>
+              </w:rPr>
+              <w:t xml:space="preserve">.default = "z")</w:t>
+            </w:r>
+          </w:p>
+        </w:tc>
+      </w:tr>
+      <w:tr>
+        <w:tc>
+          <w:tcPr/>
+          <w:p>
+            <w:pPr>
+              <w:pStyle w:val="Compact"/>
+              <w:jc w:val="left"/>
+            </w:pPr>
+            <w:r>
+              <w:t xml:space="preserve">If vector</w:t>
+            </w:r>
+            <w:r>
+              <w:t xml:space="preserve"> </w:t>
+            </w:r>
+            <w:r>
+              <w:rPr>
+                <w:rStyle w:val="VerbatimChar"/>
+              </w:rPr>
+              <w:t xml:space="preserve">vec</w:t>
+            </w:r>
+            <w:r>
+              <w:t xml:space="preserve"> </w:t>
+            </w:r>
+            <w:r>
+              <w:t xml:space="preserve">has the value</w:t>
+            </w:r>
+            <w:r>
+              <w:t xml:space="preserve"> </w:t>
+            </w:r>
+            <w:r>
+              <w:t xml:space="preserve">“</w:t>
+            </w:r>
+            <w:r>
+              <w:t xml:space="preserve">x</w:t>
+            </w:r>
+            <w:r>
+              <w:t xml:space="preserve">”</w:t>
+            </w:r>
+            <w:r>
+              <w:t xml:space="preserve">, recode it as</w:t>
+            </w:r>
+            <w:r>
+              <w:t xml:space="preserve"> </w:t>
+            </w:r>
+            <w:r>
+              <w:t xml:space="preserve">“</w:t>
+            </w:r>
+            <w:r>
+              <w:t xml:space="preserve">a</w:t>
+            </w:r>
+            <w:r>
+              <w:t xml:space="preserve">”</w:t>
+            </w:r>
+            <w:r>
+              <w:t xml:space="preserve">, else if</w:t>
+            </w:r>
+            <w:r>
+              <w:t xml:space="preserve"> </w:t>
+            </w:r>
+            <w:r>
+              <w:rPr>
+                <w:rStyle w:val="VerbatimChar"/>
+              </w:rPr>
+              <w:t xml:space="preserve">vec</w:t>
+            </w:r>
+            <w:r>
+              <w:t xml:space="preserve"> </w:t>
+            </w:r>
+            <w:r>
+              <w:t xml:space="preserve">has value</w:t>
+            </w:r>
+            <w:r>
+              <w:t xml:space="preserve"> </w:t>
+            </w:r>
+            <w:r>
+              <w:t xml:space="preserve">“</w:t>
+            </w:r>
+            <w:r>
+              <w:t xml:space="preserve">y</w:t>
+            </w:r>
+            <w:r>
+              <w:t xml:space="preserve">”</w:t>
+            </w:r>
+            <w:r>
+              <w:t xml:space="preserve">, recode it as</w:t>
+            </w:r>
+            <w:r>
+              <w:t xml:space="preserve"> </w:t>
+            </w:r>
+            <w:r>
+              <w:t xml:space="preserve">“</w:t>
+            </w:r>
+            <w:r>
+              <w:t xml:space="preserve">b</w:t>
+            </w:r>
+            <w:r>
+              <w:t xml:space="preserve">”</w:t>
+            </w:r>
+            <w:r>
+              <w:t xml:space="preserve">, anything else leave it as is.</w:t>
+            </w:r>
+          </w:p>
+        </w:tc>
+        <w:tc>
+          <w:tcPr/>
+          <w:p>
+            <w:pPr>
+              <w:pStyle w:val="SourceCode"/>
+              <w:jc w:val="left"/>
+            </w:pPr>
+            <w:r>
+              <w:rPr>
+                <w:rStyle w:val="VerbatimChar"/>
+              </w:rPr>
+              <w:t xml:space="preserve">case_when(vec == "x" ~ "a",</w:t>
+            </w:r>
+            <w:r>
+              <w:br/>
+            </w:r>
+            <w:r>
+              <w:rPr>
+                <w:rStyle w:val="VerbatimChar"/>
+              </w:rPr>
+              <w:t xml:space="preserve">vec == "y" ~ "b",</w:t>
+            </w:r>
+            <w:r>
+              <w:br/>
+            </w:r>
+            <w:r>
+              <w:rPr>
+                <w:rStyle w:val="VerbatimChar"/>
+              </w:rPr>
+              <w:t xml:space="preserve">.default = vec)</w:t>
+            </w:r>
+          </w:p>
+        </w:tc>
+      </w:tr>
+      <w:tr>
+        <w:tc>
+          <w:tcPr/>
+          <w:p>
+            <w:pPr>
+              <w:pStyle w:val="Compact"/>
+              <w:jc w:val="left"/>
+            </w:pPr>
+            <w:r>
+              <w:t xml:space="preserve">If dataframe</w:t>
+            </w:r>
+            <w:r>
+              <w:t xml:space="preserve"> </w:t>
+            </w:r>
+            <w:r>
+              <w:rPr>
+                <w:rStyle w:val="VerbatimChar"/>
+              </w:rPr>
+              <w:t xml:space="preserve">df</w:t>
+            </w:r>
+            <w:r>
+              <w:t xml:space="preserve"> </w:t>
+            </w:r>
+            <w:r>
+              <w:t xml:space="preserve">column</w:t>
+            </w:r>
+            <w:r>
+              <w:t xml:space="preserve"> </w:t>
+            </w:r>
+            <w:r>
+              <w:rPr>
+                <w:rStyle w:val="VerbatimChar"/>
+              </w:rPr>
+              <w:t xml:space="preserve">col</w:t>
+            </w:r>
+            <w:r>
+              <w:t xml:space="preserve"> </w:t>
+            </w:r>
+            <w:r>
+              <w:t xml:space="preserve">has the value</w:t>
+            </w:r>
+            <w:r>
+              <w:t xml:space="preserve"> </w:t>
+            </w:r>
+            <w:r>
+              <w:t xml:space="preserve">“</w:t>
+            </w:r>
+            <w:r>
+              <w:t xml:space="preserve">x</w:t>
+            </w:r>
+            <w:r>
+              <w:t xml:space="preserve">”</w:t>
+            </w:r>
+            <w:r>
+              <w:t xml:space="preserve">, recode it as</w:t>
+            </w:r>
+            <w:r>
+              <w:t xml:space="preserve"> </w:t>
+            </w:r>
+            <w:r>
+              <w:t xml:space="preserve">“</w:t>
+            </w:r>
+            <w:r>
+              <w:t xml:space="preserve">a</w:t>
+            </w:r>
+            <w:r>
+              <w:t xml:space="preserve">”</w:t>
+            </w:r>
+          </w:p>
+        </w:tc>
+        <w:tc>
+          <w:tcPr/>
+          <w:p>
+            <w:pPr>
+              <w:jc w:val="left"/>
+            </w:pPr>
+            <w:r>
+              <w:rPr>
+                <w:rStyle w:val="VerbatimChar"/>
+              </w:rPr>
+              <w:t xml:space="preserve">df$col[df$col == "x"] = "a"</w:t>
+            </w:r>
+          </w:p>
+          <w:p>
+            <w:pPr>
+              <w:jc w:val="left"/>
+            </w:pPr>
+            <w:r>
+              <w:t xml:space="preserve">or</w:t>
+            </w:r>
+          </w:p>
+          <w:p>
+            <w:pPr>
+              <w:jc w:val="left"/>
+            </w:pPr>
+            <w:r>
+              <w:rPr>
+                <w:rStyle w:val="VerbatimChar"/>
+              </w:rPr>
+              <w:t xml:space="preserve">df$col = if_else(df$col == "x", "a", df$col)</w:t>
+            </w:r>
+          </w:p>
+        </w:tc>
+      </w:tr>
+      <w:tr>
+        <w:tc>
+          <w:tcPr/>
+          <w:p>
+            <w:pPr>
+              <w:pStyle w:val="Compact"/>
+              <w:jc w:val="left"/>
+            </w:pPr>
+            <w:r>
+              <w:t xml:space="preserve">If dataframe</w:t>
+            </w:r>
+            <w:r>
+              <w:t xml:space="preserve"> </w:t>
+            </w:r>
+            <w:r>
+              <w:rPr>
+                <w:rStyle w:val="VerbatimChar"/>
+              </w:rPr>
+              <w:t xml:space="preserve">df</w:t>
+            </w:r>
+            <w:r>
+              <w:t xml:space="preserve"> </w:t>
+            </w:r>
+            <w:r>
+              <w:t xml:space="preserve">column</w:t>
+            </w:r>
+            <w:r>
+              <w:t xml:space="preserve"> </w:t>
+            </w:r>
+            <w:r>
+              <w:rPr>
+                <w:rStyle w:val="VerbatimChar"/>
+              </w:rPr>
+              <w:t xml:space="preserve">col</w:t>
+            </w:r>
+            <w:r>
+              <w:t xml:space="preserve"> </w:t>
+            </w:r>
+            <w:r>
+              <w:t xml:space="preserve">has the value</w:t>
+            </w:r>
+            <w:r>
+              <w:t xml:space="preserve"> </w:t>
+            </w:r>
+            <w:r>
+              <w:t xml:space="preserve">“</w:t>
+            </w:r>
+            <w:r>
+              <w:t xml:space="preserve">x</w:t>
+            </w:r>
+            <w:r>
+              <w:t xml:space="preserve">”</w:t>
+            </w:r>
+            <w:r>
+              <w:t xml:space="preserve">, recode it as</w:t>
+            </w:r>
+            <w:r>
+              <w:t xml:space="preserve"> </w:t>
+            </w:r>
+            <w:r>
+              <w:t xml:space="preserve">“</w:t>
+            </w:r>
+            <w:r>
+              <w:t xml:space="preserve">a</w:t>
+            </w:r>
+            <w:r>
+              <w:t xml:space="preserve">”</w:t>
+            </w:r>
+            <w:r>
+              <w:t xml:space="preserve">, anything else recode as</w:t>
+            </w:r>
+            <w:r>
+              <w:t xml:space="preserve"> </w:t>
+            </w:r>
+            <w:r>
+              <w:t xml:space="preserve">“</w:t>
+            </w:r>
+            <w:r>
+              <w:t xml:space="preserve">b</w:t>
+            </w:r>
+            <w:r>
+              <w:t xml:space="preserve">”</w:t>
+            </w:r>
+          </w:p>
+        </w:tc>
+        <w:tc>
+          <w:tcPr/>
+          <w:p>
+            <w:pPr>
+              <w:jc w:val="left"/>
+            </w:pPr>
+            <w:r>
+              <w:rPr>
+                <w:rStyle w:val="VerbatimChar"/>
+              </w:rPr>
+              <w:t xml:space="preserve">df$col = if_else(df$col == "x", "a", "b")</w:t>
+            </w:r>
+          </w:p>
+          <w:p>
+            <w:pPr>
+              <w:jc w:val="left"/>
+            </w:pPr>
+            <w:r>
+              <w:t xml:space="preserve">or</w:t>
+            </w:r>
+          </w:p>
+          <w:p>
+            <w:pPr>
+              <w:jc w:val="left"/>
+            </w:pPr>
+            <w:r>
+              <w:rPr>
+                <w:rStyle w:val="VerbatimChar"/>
+              </w:rPr>
+              <w:t xml:space="preserve">df$col = mutate(df, col = if_else(col == "x", "a", "b"))</w:t>
+            </w:r>
+          </w:p>
+        </w:tc>
+      </w:tr>
+      <w:tr>
+        <w:tc>
+          <w:tcPr/>
+          <w:p>
+            <w:pPr>
+              <w:pStyle w:val="Compact"/>
+              <w:jc w:val="left"/>
+            </w:pPr>
+            <w:r>
+              <w:t xml:space="preserve">If dataframe</w:t>
+            </w:r>
+            <w:r>
+              <w:t xml:space="preserve"> </w:t>
+            </w:r>
+            <w:r>
+              <w:rPr>
+                <w:rStyle w:val="VerbatimChar"/>
+              </w:rPr>
+              <w:t xml:space="preserve">df</w:t>
+            </w:r>
+            <w:r>
+              <w:t xml:space="preserve"> </w:t>
+            </w:r>
+            <w:r>
+              <w:t xml:space="preserve">column</w:t>
+            </w:r>
+            <w:r>
+              <w:t xml:space="preserve"> </w:t>
+            </w:r>
+            <w:r>
+              <w:rPr>
+                <w:rStyle w:val="VerbatimChar"/>
+              </w:rPr>
+              <w:t xml:space="preserve">col</w:t>
+            </w:r>
+            <w:r>
+              <w:t xml:space="preserve"> </w:t>
+            </w:r>
+            <w:r>
+              <w:t xml:space="preserve">has the value</w:t>
+            </w:r>
+            <w:r>
+              <w:t xml:space="preserve"> </w:t>
+            </w:r>
+            <w:r>
+              <w:t xml:space="preserve">“</w:t>
+            </w:r>
+            <w:r>
+              <w:t xml:space="preserve">x</w:t>
+            </w:r>
+            <w:r>
+              <w:t xml:space="preserve">”</w:t>
+            </w:r>
+            <w:r>
+              <w:t xml:space="preserve">, recode it as</w:t>
+            </w:r>
+            <w:r>
+              <w:t xml:space="preserve"> </w:t>
+            </w:r>
+            <w:r>
+              <w:t xml:space="preserve">“</w:t>
+            </w:r>
+            <w:r>
+              <w:t xml:space="preserve">a</w:t>
+            </w:r>
+            <w:r>
+              <w:t xml:space="preserve">”</w:t>
+            </w:r>
+            <w:r>
+              <w:t xml:space="preserve">, else if column</w:t>
+            </w:r>
+            <w:r>
+              <w:t xml:space="preserve"> </w:t>
+            </w:r>
+            <w:r>
+              <w:rPr>
+                <w:rStyle w:val="VerbatimChar"/>
+              </w:rPr>
+              <w:t xml:space="preserve">col</w:t>
+            </w:r>
+            <w:r>
+              <w:t xml:space="preserve"> </w:t>
+            </w:r>
+            <w:r>
+              <w:t xml:space="preserve">has value</w:t>
+            </w:r>
+            <w:r>
+              <w:t xml:space="preserve"> </w:t>
+            </w:r>
+            <w:r>
+              <w:t xml:space="preserve">“</w:t>
+            </w:r>
+            <w:r>
+              <w:t xml:space="preserve">y</w:t>
+            </w:r>
+            <w:r>
+              <w:t xml:space="preserve">”</w:t>
+            </w:r>
+            <w:r>
+              <w:t xml:space="preserve">, recode it as</w:t>
+            </w:r>
+            <w:r>
+              <w:t xml:space="preserve"> </w:t>
+            </w:r>
+            <w:r>
+              <w:t xml:space="preserve">“</w:t>
+            </w:r>
+            <w:r>
+              <w:t xml:space="preserve">b</w:t>
+            </w:r>
+            <w:r>
+              <w:t xml:space="preserve">”</w:t>
+            </w:r>
+            <w:r>
+              <w:t xml:space="preserve">, anything else recode as</w:t>
+            </w:r>
+            <w:r>
+              <w:t xml:space="preserve"> </w:t>
+            </w:r>
+            <w:r>
+              <w:t xml:space="preserve">“</w:t>
+            </w:r>
+            <w:r>
+              <w:t xml:space="preserve">z</w:t>
+            </w:r>
+            <w:r>
+              <w:t xml:space="preserve">”</w:t>
+            </w:r>
+            <w:r>
+              <w:t xml:space="preserve">.</w:t>
+            </w:r>
+          </w:p>
+        </w:tc>
+        <w:tc>
+          <w:tcPr/>
+          <w:p>
+            <w:pPr>
+              <w:pStyle w:val="SourceCode"/>
+              <w:jc w:val="left"/>
+            </w:pPr>
+            <w:r>
+              <w:rPr>
+                <w:rStyle w:val="VerbatimChar"/>
+              </w:rPr>
+              <w:t xml:space="preserve">df$col = case_when(df$col == "x" ~ "a",</w:t>
+            </w:r>
+            <w:r>
+              <w:br/>
+            </w:r>
+            <w:r>
+              <w:rPr>
+                <w:rStyle w:val="VerbatimChar"/>
+              </w:rPr>
+              <w:t xml:space="preserve">df$col == "y" ~ "b",</w:t>
+            </w:r>
+            <w:r>
+              <w:br/>
+            </w:r>
+            <w:r>
+              <w:rPr>
+                <w:rStyle w:val="VerbatimChar"/>
+              </w:rPr>
+              <w:t xml:space="preserve">.default = "z")</w:t>
+            </w:r>
+          </w:p>
+          <w:p>
+            <w:pPr>
+              <w:jc w:val="left"/>
+            </w:pPr>
+            <w:r>
+              <w:t xml:space="preserve">or</w:t>
+            </w:r>
+          </w:p>
+          <w:p>
+            <w:pPr>
+              <w:pStyle w:val="SourceCode"/>
+              <w:jc w:val="left"/>
+            </w:pPr>
+            <w:r>
+              <w:rPr>
+                <w:rStyle w:val="VerbatimChar"/>
+              </w:rPr>
+              <w:t xml:space="preserve">df$col = mutate(df, col = case_when(col == "x" ~ "a",</w:t>
+            </w:r>
+            <w:r>
+              <w:br/>
+            </w:r>
+            <w:r>
+              <w:rPr>
+                <w:rStyle w:val="VerbatimChar"/>
+              </w:rPr>
+              <w:t xml:space="preserve">col == "y" ~ "b",</w:t>
+            </w:r>
+            <w:r>
+              <w:br/>
+            </w:r>
+            <w:r>
+              <w:rPr>
+                <w:rStyle w:val="VerbatimChar"/>
+              </w:rPr>
+              <w:t xml:space="preserve">.default = "z"))</w:t>
+            </w:r>
+          </w:p>
+        </w:tc>
+      </w:tr>
+      <w:tr>
+        <w:tc>
+          <w:tcPr/>
+          <w:p>
+            <w:pPr>
+              <w:pStyle w:val="Compact"/>
+              <w:jc w:val="left"/>
+            </w:pPr>
+            <w:r>
+              <w:t xml:space="preserve">If dataframe</w:t>
+            </w:r>
+            <w:r>
+              <w:t xml:space="preserve"> </w:t>
+            </w:r>
+            <w:r>
+              <w:rPr>
+                <w:rStyle w:val="VerbatimChar"/>
+              </w:rPr>
+              <w:t xml:space="preserve">df</w:t>
+            </w:r>
+            <w:r>
+              <w:t xml:space="preserve"> </w:t>
+            </w:r>
+            <w:r>
+              <w:t xml:space="preserve">column</w:t>
+            </w:r>
+            <w:r>
+              <w:t xml:space="preserve"> </w:t>
+            </w:r>
+            <w:r>
+              <w:rPr>
+                <w:rStyle w:val="VerbatimChar"/>
+              </w:rPr>
+              <w:t xml:space="preserve">col</w:t>
+            </w:r>
+            <w:r>
+              <w:t xml:space="preserve"> </w:t>
+            </w:r>
+            <w:r>
+              <w:t xml:space="preserve">has the value</w:t>
+            </w:r>
+            <w:r>
+              <w:t xml:space="preserve"> </w:t>
+            </w:r>
+            <w:r>
+              <w:t xml:space="preserve">“</w:t>
+            </w:r>
+            <w:r>
+              <w:t xml:space="preserve">x</w:t>
+            </w:r>
+            <w:r>
+              <w:t xml:space="preserve">”</w:t>
+            </w:r>
+            <w:r>
+              <w:t xml:space="preserve">, recode it as</w:t>
+            </w:r>
+            <w:r>
+              <w:t xml:space="preserve"> </w:t>
+            </w:r>
+            <w:r>
+              <w:t xml:space="preserve">“</w:t>
+            </w:r>
+            <w:r>
+              <w:t xml:space="preserve">a</w:t>
+            </w:r>
+            <w:r>
+              <w:t xml:space="preserve">”</w:t>
+            </w:r>
+            <w:r>
+              <w:t xml:space="preserve">, else if column</w:t>
+            </w:r>
+            <w:r>
+              <w:t xml:space="preserve"> </w:t>
+            </w:r>
+            <w:r>
+              <w:rPr>
+                <w:rStyle w:val="VerbatimChar"/>
+              </w:rPr>
+              <w:t xml:space="preserve">col</w:t>
+            </w:r>
+            <w:r>
+              <w:t xml:space="preserve"> </w:t>
+            </w:r>
+            <w:r>
+              <w:t xml:space="preserve">has value</w:t>
+            </w:r>
+            <w:r>
+              <w:t xml:space="preserve"> </w:t>
+            </w:r>
+            <w:r>
+              <w:t xml:space="preserve">“</w:t>
+            </w:r>
+            <w:r>
+              <w:t xml:space="preserve">y</w:t>
+            </w:r>
+            <w:r>
+              <w:t xml:space="preserve">”</w:t>
+            </w:r>
+            <w:r>
+              <w:t xml:space="preserve">, recode it as</w:t>
+            </w:r>
+            <w:r>
+              <w:t xml:space="preserve"> </w:t>
+            </w:r>
+            <w:r>
+              <w:t xml:space="preserve">“</w:t>
+            </w:r>
+            <w:r>
+              <w:t xml:space="preserve">b</w:t>
+            </w:r>
+            <w:r>
+              <w:t xml:space="preserve">”</w:t>
+            </w:r>
+            <w:r>
+              <w:t xml:space="preserve">, anything else leave it as is.</w:t>
+            </w:r>
+          </w:p>
+        </w:tc>
+        <w:tc>
+          <w:tcPr/>
+          <w:p>
+            <w:pPr>
+              <w:pStyle w:val="SourceCode"/>
+              <w:jc w:val="left"/>
+            </w:pPr>
+            <w:r>
+              <w:rPr>
+                <w:rStyle w:val="VerbatimChar"/>
+              </w:rPr>
+              <w:t xml:space="preserve">df$col = case_when(df$col == "x" ~ "a",</w:t>
+            </w:r>
+            <w:r>
+              <w:br/>
+            </w:r>
+            <w:r>
+              <w:rPr>
+                <w:rStyle w:val="VerbatimChar"/>
+              </w:rPr>
+              <w:t xml:space="preserve">df$col == "y" ~ "b",</w:t>
+            </w:r>
+            <w:r>
+              <w:br/>
+            </w:r>
+            <w:r>
+              <w:rPr>
+                <w:rStyle w:val="VerbatimChar"/>
+              </w:rPr>
+              <w:t xml:space="preserve">.default = df$col)</w:t>
+            </w:r>
+          </w:p>
+          <w:p>
+            <w:pPr>
+              <w:jc w:val="left"/>
+            </w:pPr>
+            <w:r>
+              <w:t xml:space="preserve">or</w:t>
+            </w:r>
+          </w:p>
+          <w:p>
+            <w:pPr>
+              <w:pStyle w:val="SourceCode"/>
+              <w:jc w:val="left"/>
+            </w:pPr>
+            <w:r>
+              <w:rPr>
+                <w:rStyle w:val="VerbatimChar"/>
+              </w:rPr>
+              <w:t xml:space="preserve">df$col = mutate(df, col = case_when(col == "x" ~ "a",</w:t>
+            </w:r>
+            <w:r>
+              <w:br/>
+            </w:r>
+            <w:r>
+              <w:rPr>
+                <w:rStyle w:val="VerbatimChar"/>
+              </w:rPr>
+              <w:t xml:space="preserve">col == "y" ~ "b",</w:t>
+            </w:r>
+            <w:r>
+              <w:br/>
+            </w:r>
+            <w:r>
+              <w:rPr>
+                <w:rStyle w:val="VerbatimChar"/>
+              </w:rPr>
+              <w:t xml:space="preserve">.default = col))</w:t>
+            </w:r>
+          </w:p>
+        </w:tc>
+      </w:tr>
+    </w:tbl>
+    <w:bookmarkEnd w:id="158"/>
+    <w:bookmarkStart w:id="159" w:name="conditional-statements"/>
+    <w:p>
+      <w:pPr>
+        <w:pStyle w:val="Heading2"/>
+      </w:pPr>
+      <w:r>
+        <w:rPr>
+          <w:rStyle w:val="SectionNumber"/>
+        </w:rPr>
+        <w:t xml:space="preserve">7.6</w:t>
+      </w:r>
+      <w:r>
+        <w:tab/>
+      </w:r>
+      <w:r>
+        <w:t xml:space="preserve">Conditional statements</w:t>
+      </w:r>
+    </w:p>
+    <w:tbl>
+      <w:tblPr>
+        <w:tblStyle w:val="Table"/>
+        <w:tblW w:type="pct" w:w="4931"/>
+        <w:tblLook w:firstRow="1" w:lastRow="0" w:firstColumn="0" w:lastColumn="0" w:noHBand="0" w:noVBand="0" w:val="0020"/>
+        <w:jc w:val="start"/>
+      </w:tblPr>
+      <w:tblGrid>
+        <w:gridCol w:w="3960"/>
+        <w:gridCol w:w="3850"/>
+      </w:tblGrid>
+      <w:tr>
+        <w:trPr>
+          <w:tblHeader w:val="true"/>
+        </w:trPr>
+        <w:tc>
+          <w:tcPr/>
+          <w:p>
+            <w:pPr>
+              <w:pStyle w:val="Compact"/>
+              <w:jc w:val="left"/>
+            </w:pPr>
+            <w:r>
+              <w:t xml:space="preserve">English</w:t>
+            </w:r>
+          </w:p>
+        </w:tc>
+        <w:tc>
+          <w:tcPr/>
+          <w:p>
+            <w:pPr>
+              <w:pStyle w:val="Compact"/>
+              <w:jc w:val="left"/>
+            </w:pPr>
+            <w:r>
+              <w:t xml:space="preserve">R Language</w:t>
+            </w:r>
+          </w:p>
+        </w:tc>
+      </w:tr>
+      <w:tr>
+        <w:tc>
+          <w:tcPr/>
+          <w:p>
+            <w:pPr>
+              <w:pStyle w:val="Compact"/>
+              <w:jc w:val="left"/>
+            </w:pPr>
+            <w:r>
+              <w:t xml:space="preserve">If statement</w:t>
+            </w:r>
+          </w:p>
+        </w:tc>
+        <w:tc>
+          <w:tcPr/>
+          <w:p>
+            <w:pPr>
+              <w:pStyle w:val="SourceCode"/>
+              <w:jc w:val="left"/>
+            </w:pPr>
+            <w:r>
+              <w:rPr>
+                <w:rStyle w:val="VerbatimChar"/>
+              </w:rPr>
+              <w:t xml:space="preserve">if(condition) {</w:t>
+            </w:r>
+            <w:r>
+              <w:br/>
+            </w:r>
+            <w:r>
+              <w:br/>
+            </w:r>
+            <w:r>
+              <w:rPr>
+                <w:rStyle w:val="VerbatimChar"/>
+              </w:rPr>
+              <w:t xml:space="preserve">}</w:t>
+            </w:r>
+          </w:p>
+        </w:tc>
+      </w:tr>
+      <w:tr>
+        <w:tc>
+          <w:tcPr/>
+          <w:p>
+            <w:pPr>
+              <w:pStyle w:val="Compact"/>
+              <w:jc w:val="left"/>
+            </w:pPr>
+            <w:r>
+              <w:t xml:space="preserve">If-else if statement</w:t>
+            </w:r>
+          </w:p>
+        </w:tc>
+        <w:tc>
+          <w:tcPr/>
+          <w:p>
+            <w:pPr>
+              <w:pStyle w:val="SourceCode"/>
+              <w:jc w:val="left"/>
+            </w:pPr>
+            <w:r>
+              <w:rPr>
+                <w:rStyle w:val="VerbatimChar"/>
+              </w:rPr>
+              <w:t xml:space="preserve">if(condition1) {</w:t>
+            </w:r>
+            <w:r>
+              <w:br/>
+            </w:r>
+            <w:r>
+              <w:br/>
+            </w:r>
+            <w:r>
+              <w:rPr>
+                <w:rStyle w:val="VerbatimChar"/>
+              </w:rPr>
+              <w:t xml:space="preserve">}else if(condition2) {</w:t>
+            </w:r>
+            <w:r>
+              <w:br/>
+            </w:r>
+            <w:r>
+              <w:br/>
+            </w:r>
+            <w:r>
+              <w:rPr>
+                <w:rStyle w:val="VerbatimChar"/>
+              </w:rPr>
+              <w:t xml:space="preserve">}</w:t>
+            </w:r>
+          </w:p>
+        </w:tc>
+      </w:tr>
+      <w:tr>
+        <w:tc>
+          <w:tcPr/>
+          <w:p>
+            <w:pPr>
+              <w:pStyle w:val="Compact"/>
+              <w:jc w:val="left"/>
+            </w:pPr>
+            <w:r>
+              <w:t xml:space="preserve">If-else statement</w:t>
+            </w:r>
+          </w:p>
+        </w:tc>
+        <w:tc>
+          <w:tcPr/>
+          <w:p>
+            <w:pPr>
+              <w:pStyle w:val="SourceCode"/>
+              <w:jc w:val="left"/>
+            </w:pPr>
+            <w:r>
+              <w:rPr>
+                <w:rStyle w:val="VerbatimChar"/>
+              </w:rPr>
+              <w:t xml:space="preserve">if(condition1) {</w:t>
+            </w:r>
+            <w:r>
+              <w:br/>
+            </w:r>
+            <w:r>
+              <w:br/>
+            </w:r>
+            <w:r>
+              <w:rPr>
+                <w:rStyle w:val="VerbatimChar"/>
+              </w:rPr>
+              <w:t xml:space="preserve">}else {</w:t>
+            </w:r>
+            <w:r>
+              <w:br/>
+            </w:r>
+            <w:r>
+              <w:br/>
+            </w:r>
+            <w:r>
+              <w:rPr>
+                <w:rStyle w:val="VerbatimChar"/>
+              </w:rPr>
+              <w:t xml:space="preserve">}</w:t>
+            </w:r>
+          </w:p>
+        </w:tc>
+      </w:tr>
+      <w:tr>
+        <w:tc>
+          <w:tcPr/>
+          <w:p>
+            <w:pPr>
+              <w:pStyle w:val="Compact"/>
+              <w:jc w:val="left"/>
+            </w:pPr>
+            <w:r>
+              <w:t xml:space="preserve">If-else if-else statement</w:t>
+            </w:r>
+          </w:p>
+        </w:tc>
+        <w:tc>
+          <w:tcPr/>
+          <w:p>
+            <w:pPr>
+              <w:pStyle w:val="SourceCode"/>
+              <w:jc w:val="left"/>
+            </w:pPr>
+            <w:r>
+              <w:rPr>
+                <w:rStyle w:val="VerbatimChar"/>
+              </w:rPr>
+              <w:t xml:space="preserve">if(condition1) {</w:t>
+            </w:r>
+            <w:r>
+              <w:br/>
+            </w:r>
+            <w:r>
+              <w:br/>
+            </w:r>
+            <w:r>
+              <w:rPr>
+                <w:rStyle w:val="VerbatimChar"/>
+              </w:rPr>
+              <w:t xml:space="preserve">}else if(condition2) {</w:t>
+            </w:r>
+            <w:r>
+              <w:br/>
+            </w:r>
+            <w:r>
+              <w:br/>
+            </w:r>
+            <w:r>
+              <w:rPr>
+                <w:rStyle w:val="VerbatimChar"/>
+              </w:rPr>
+              <w:t xml:space="preserve">}else {</w:t>
+            </w:r>
+            <w:r>
+              <w:br/>
+            </w:r>
+            <w:r>
+              <w:br/>
+            </w:r>
+            <w:r>
+              <w:rPr>
+                <w:rStyle w:val="VerbatimChar"/>
+              </w:rPr>
+              <w:t xml:space="preserve">}</w:t>
+            </w:r>
+          </w:p>
+        </w:tc>
+      </w:tr>
+    </w:tbl>
+    <w:bookmarkEnd w:id="159"/>
+    <w:bookmarkStart w:id="161" w:name="dataframe-transformations"/>
+    <w:p>
+      <w:pPr>
+        <w:pStyle w:val="Heading2"/>
+      </w:pPr>
+      <w:r>
+        <w:rPr>
+          <w:rStyle w:val="SectionNumber"/>
+        </w:rPr>
+        <w:t xml:space="preserve">7.7</w:t>
+      </w:r>
+      <w:r>
+        <w:tab/>
+      </w:r>
+      <w:r>
+        <w:t xml:space="preserve">Dataframe Transformations</w:t>
+      </w:r>
+    </w:p>
+    <w:tbl>
+      <w:tblPr>
+        <w:tblStyle w:val="Table"/>
+        <w:tblW w:type="pct" w:w="4981"/>
+        <w:tblLook w:firstRow="1" w:lastRow="0" w:firstColumn="0" w:lastColumn="0" w:noHBand="0" w:noVBand="0" w:val="0020"/>
+        <w:jc w:val="start"/>
+      </w:tblPr>
+      <w:tblGrid>
+        <w:gridCol w:w="4781"/>
+        <w:gridCol w:w="2689"/>
+        <w:gridCol w:w="418"/>
+      </w:tblGrid>
+      <w:tr>
+        <w:trPr>
+          <w:tblHeader w:val="true"/>
+        </w:trPr>
+        <w:tc>
+          <w:tcPr/>
+          <w:p>
+            <w:pPr>
+              <w:pStyle w:val="Compact"/>
+              <w:jc w:val="left"/>
+            </w:pPr>
+            <w:r>
+              <w:t xml:space="preserve">English</w:t>
+            </w:r>
+          </w:p>
+        </w:tc>
+        <w:tc>
+          <w:tcPr/>
+          <w:p>
+            <w:pPr>
+              <w:pStyle w:val="Compact"/>
+              <w:jc w:val="left"/>
+            </w:pPr>
+            <w:r>
+              <w:t xml:space="preserve">R Language</w:t>
+            </w:r>
+          </w:p>
+        </w:tc>
+        <w:tc>
+          <w:tcPr/>
+          <w:p>
+            <w:pPr>
+              <w:pStyle w:val="Compact"/>
+              <w:jc w:val="left"/>
+            </w:pPr>
+            <w:r>
+              <w:t xml:space="preserve">Output type</w:t>
+            </w:r>
+          </w:p>
+        </w:tc>
+      </w:tr>
+      <w:tr>
+        <w:tc>
+          <w:tcPr/>
+          <w:p>
+            <w:pPr>
+              <w:jc w:val="left"/>
+            </w:pPr>
+            <w:r>
+              <w:t xml:space="preserve">Pivot longer on Dataframe</w:t>
+            </w:r>
+            <w:r>
+              <w:t xml:space="preserve"> </w:t>
+            </w:r>
+            <w:r>
+              <w:rPr>
+                <w:rStyle w:val="VerbatimChar"/>
+              </w:rPr>
+              <w:t xml:space="preserve">df</w:t>
+            </w:r>
+            <w:r>
+              <w:t xml:space="preserve"> </w:t>
+            </w:r>
+            <w:r>
+              <w:t xml:space="preserve">with columns names</w:t>
+            </w:r>
+            <w:r>
+              <w:t xml:space="preserve"> </w:t>
+            </w:r>
+            <w:r>
+              <w:rPr>
+                <w:rStyle w:val="VerbatimChar"/>
+              </w:rPr>
+              <w:t xml:space="preserve">q1</w:t>
+            </w:r>
+            <w:r>
+              <w:t xml:space="preserve">,</w:t>
+            </w:r>
+            <w:r>
+              <w:t xml:space="preserve"> </w:t>
+            </w:r>
+            <w:r>
+              <w:rPr>
+                <w:rStyle w:val="VerbatimChar"/>
+              </w:rPr>
+              <w:t xml:space="preserve">q2</w:t>
+            </w:r>
+            <w:r>
+              <w:t xml:space="preserve">,</w:t>
+            </w:r>
+            <w:r>
+              <w:t xml:space="preserve"> </w:t>
+            </w:r>
+            <w:r>
+              <w:rPr>
+                <w:rStyle w:val="VerbatimChar"/>
+              </w:rPr>
+              <w:t xml:space="preserve">q3</w:t>
+            </w:r>
+            <w:r>
+              <w:t xml:space="preserve"> </w:t>
+            </w:r>
+            <w:r>
+              <w:t xml:space="preserve">to be put into its own vector</w:t>
+            </w:r>
+            <w:r>
+              <w:t xml:space="preserve"> </w:t>
+            </w:r>
+            <w:r>
+              <w:t xml:space="preserve">“</w:t>
+            </w:r>
+            <w:r>
+              <w:t xml:space="preserve">quarter</w:t>
+            </w:r>
+            <w:r>
+              <w:t xml:space="preserve">”</w:t>
+            </w:r>
+            <w:r>
+              <w:t xml:space="preserve"> </w:t>
+            </w:r>
+            <w:r>
+              <w:t xml:space="preserve">and corresponding values to its own column</w:t>
+            </w:r>
+            <w:r>
+              <w:t xml:space="preserve"> </w:t>
+            </w:r>
+            <w:r>
+              <w:t xml:space="preserve">“</w:t>
+            </w:r>
+            <w:r>
+              <w:t xml:space="preserve">sales</w:t>
+            </w:r>
+            <w:r>
+              <w:t xml:space="preserve">”</w:t>
+            </w:r>
+          </w:p>
+          <w:p>
+            <w:pPr>
+              <w:jc w:val="left"/>
+            </w:pPr>
+            <w:r>
+              <w:t xml:space="preserve">More notes on</w:t>
+            </w:r>
+            <w:r>
+              <w:t xml:space="preserve"> </w:t>
+            </w:r>
+            <w:hyperlink r:id="rId160">
+              <w:r>
+                <w:rPr>
+                  <w:rStyle w:val="Hyperlink"/>
+                </w:rPr>
+                <w:t xml:space="preserve">specifying patterns for columns here</w:t>
+              </w:r>
+            </w:hyperlink>
+            <w:r>
+              <w:t xml:space="preserve">.</w:t>
+            </w:r>
+          </w:p>
+        </w:tc>
+        <w:tc>
+          <w:tcPr/>
+          <w:p>
+            <w:pPr>
+              <w:jc w:val="left"/>
+            </w:pPr>
+            <w:r>
+              <w:rPr>
+                <w:rStyle w:val="VerbatimChar"/>
+              </w:rPr>
+              <w:t xml:space="preserve">pivot_longer(df, c("q1", "q2", "q3"), names_to = "quarter", values_to = "sales")</w:t>
+            </w:r>
+          </w:p>
+          <w:p>
+            <w:pPr>
+              <w:jc w:val="left"/>
+            </w:pPr>
+            <w:r>
+              <w:t xml:space="preserve">or</w:t>
+            </w:r>
+          </w:p>
+          <w:p>
+            <w:pPr>
+              <w:jc w:val="left"/>
+            </w:pPr>
+            <w:r>
+              <w:rPr>
+                <w:rStyle w:val="VerbatimChar"/>
+              </w:rPr>
+              <w:t xml:space="preserve">pivot_longer(df, starts_with("q"), names_to = "quarter", values_to = "sales")</w:t>
+            </w:r>
+          </w:p>
+        </w:tc>
+        <w:tc>
+          <w:tcPr/>
+          <w:p>
+            <w:pPr>
+              <w:pStyle w:val="Compact"/>
+              <w:jc w:val="left"/>
+            </w:pPr>
+            <w:r>
+              <w:t xml:space="preserve">Dataframe</w:t>
+            </w:r>
+          </w:p>
+        </w:tc>
+      </w:tr>
+      <w:tr>
+        <w:tc>
+          <w:tcPr/>
+          <w:p>
+            <w:pPr>
+              <w:pStyle w:val="Compact"/>
+              <w:jc w:val="left"/>
+            </w:pPr>
+            <w:r>
+              <w:t xml:space="preserve">Pivot wider on Dataframe</w:t>
+            </w:r>
+            <w:r>
+              <w:t xml:space="preserve"> </w:t>
+            </w:r>
+            <w:r>
+              <w:rPr>
+                <w:rStyle w:val="VerbatimChar"/>
+              </w:rPr>
+              <w:t xml:space="preserve">df</w:t>
+            </w:r>
+            <w:r>
+              <w:t xml:space="preserve"> </w:t>
+            </w:r>
+            <w:r>
+              <w:t xml:space="preserve">to take the values of column</w:t>
+            </w:r>
+            <w:r>
+              <w:t xml:space="preserve"> </w:t>
+            </w:r>
+            <w:r>
+              <w:rPr>
+                <w:rStyle w:val="VerbatimChar"/>
+              </w:rPr>
+              <w:t xml:space="preserve">measurement_type</w:t>
+            </w:r>
+            <w:r>
+              <w:t xml:space="preserve"> </w:t>
+            </w:r>
+            <w:r>
+              <w:t xml:space="preserve">to be column names and the corresponding column</w:t>
+            </w:r>
+            <w:r>
+              <w:t xml:space="preserve"> </w:t>
+            </w:r>
+            <w:r>
+              <w:rPr>
+                <w:rStyle w:val="VerbatimChar"/>
+              </w:rPr>
+              <w:t xml:space="preserve">values</w:t>
+            </w:r>
+            <w:r>
+              <w:t xml:space="preserve">.</w:t>
+            </w:r>
+          </w:p>
+        </w:tc>
+        <w:tc>
+          <w:tcPr/>
+          <w:p>
+            <w:pPr>
+              <w:pStyle w:val="Compact"/>
+              <w:jc w:val="left"/>
+            </w:pPr>
+            <w:r>
+              <w:rPr>
+                <w:rStyle w:val="VerbatimChar"/>
+              </w:rPr>
+              <w:t xml:space="preserve">pivot_wider(df, names_from = "measurement_type", values_from = "values")</w:t>
+            </w:r>
+          </w:p>
+        </w:tc>
+        <w:tc>
+          <w:tcPr/>
+          <w:p>
+            <w:pPr>
+              <w:pStyle w:val="Compact"/>
+              <w:jc w:val="left"/>
+            </w:pPr>
+            <w:r>
+              <w:t xml:space="preserve">Dataframe</w:t>
+            </w:r>
+          </w:p>
+        </w:tc>
+      </w:tr>
+      <w:tr>
+        <w:tc>
+          <w:tcPr/>
+          <w:p>
+            <w:pPr>
+              <w:pStyle w:val="Compact"/>
+              <w:jc w:val="left"/>
+            </w:pPr>
+            <w:r>
+              <w:t xml:space="preserve">Separate Dataframe</w:t>
+            </w:r>
+            <w:r>
+              <w:t xml:space="preserve"> </w:t>
+            </w:r>
+            <w:r>
+              <w:rPr>
+                <w:rStyle w:val="VerbatimChar"/>
+              </w:rPr>
+              <w:t xml:space="preserve">df</w:t>
+            </w:r>
+            <w:r>
+              <w:t xml:space="preserve">’s column</w:t>
+            </w:r>
+            <w:r>
+              <w:t xml:space="preserve"> </w:t>
+            </w:r>
+            <w:r>
+              <w:rPr>
+                <w:rStyle w:val="VerbatimChar"/>
+              </w:rPr>
+              <w:t xml:space="preserve">patient_id_type</w:t>
+            </w:r>
+            <w:r>
+              <w:t xml:space="preserve"> </w:t>
+            </w:r>
+            <w:r>
+              <w:t xml:space="preserve">into two columns</w:t>
+            </w:r>
+            <w:r>
+              <w:t xml:space="preserve"> </w:t>
+            </w:r>
+            <w:r>
+              <w:rPr>
+                <w:rStyle w:val="VerbatimChar"/>
+              </w:rPr>
+              <w:t xml:space="preserve">patient_id</w:t>
+            </w:r>
+            <w:r>
+              <w:t xml:space="preserve"> </w:t>
+            </w:r>
+            <w:r>
+              <w:t xml:space="preserve">and</w:t>
+            </w:r>
+            <w:r>
+              <w:t xml:space="preserve"> </w:t>
+            </w:r>
+            <w:r>
+              <w:rPr>
+                <w:rStyle w:val="VerbatimChar"/>
+              </w:rPr>
+              <w:t xml:space="preserve">patient_type</w:t>
+            </w:r>
+            <w:r>
+              <w:t xml:space="preserve"> </w:t>
+            </w:r>
+            <w:r>
+              <w:t xml:space="preserve">by the separator</w:t>
+            </w:r>
+            <w:r>
+              <w:t xml:space="preserve"> </w:t>
+            </w:r>
+            <w:r>
+              <w:rPr>
+                <w:rStyle w:val="VerbatimChar"/>
+              </w:rPr>
+              <w:t xml:space="preserve">-</w:t>
+            </w:r>
+          </w:p>
+        </w:tc>
+        <w:tc>
+          <w:tcPr/>
+          <w:p>
+            <w:pPr>
+              <w:pStyle w:val="Compact"/>
+              <w:jc w:val="left"/>
+            </w:pPr>
+            <w:r>
+              <w:rPr>
+                <w:rStyle w:val="VerbatimChar"/>
+              </w:rPr>
+              <w:t xml:space="preserve">separate(df, col = "patient_id_type", into = c("patient_id", "patient_type", sep="-")</w:t>
+            </w:r>
+          </w:p>
+        </w:tc>
+        <w:tc>
+          <w:tcPr/>
+          <w:p>
+            <w:pPr>
+              <w:pStyle w:val="Compact"/>
+              <w:jc w:val="left"/>
+            </w:pPr>
+            <w:r>
+              <w:t xml:space="preserve">Dataframe</w:t>
+            </w:r>
+          </w:p>
+        </w:tc>
+      </w:tr>
+    </w:tbl>
+    <w:bookmarkEnd w:id="161"/>
+    <w:bookmarkStart w:id="162" w:name="writing-functions"/>
+    <w:p>
+      <w:pPr>
+        <w:pStyle w:val="Heading2"/>
+      </w:pPr>
+      <w:r>
+        <w:rPr>
+          <w:rStyle w:val="SectionNumber"/>
+        </w:rPr>
+        <w:t xml:space="preserve">7.8</w:t>
+      </w:r>
+      <w:r>
+        <w:tab/>
+      </w:r>
+      <w:r>
+        <w:t xml:space="preserve">Writing functions</w:t>
+      </w:r>
+    </w:p>
+    <w:p>
+      <w:pPr>
+        <w:pStyle w:val="FirstParagraph"/>
+      </w:pPr>
+      <w:r>
+        <w:t xml:space="preserve">Some examples.</w:t>
+      </w:r>
+    </w:p>
+    <w:tbl>
+      <w:tblPr>
+        <w:tblStyle w:val="Table"/>
+        <w:tblW w:type="pct" w:w="5000"/>
+        <w:tblLook w:firstRow="1" w:lastRow="0" w:firstColumn="0" w:lastColumn="0" w:noHBand="0" w:noVBand="0" w:val="0020"/>
+        <w:jc w:val="start"/>
+      </w:tblPr>
+      <w:tblGrid>
+        <w:gridCol w:w="4694"/>
+        <w:gridCol w:w="3225"/>
+      </w:tblGrid>
+      <w:tr>
+        <w:trPr>
+          <w:tblHeader w:val="true"/>
+        </w:trPr>
+        <w:tc>
+          <w:tcPr/>
+          <w:p>
+            <w:pPr>
+              <w:pStyle w:val="Compact"/>
+              <w:jc w:val="left"/>
+            </w:pPr>
+            <w:r>
+              <w:t xml:space="preserve">English</w:t>
+            </w:r>
+          </w:p>
+        </w:tc>
+        <w:tc>
+          <w:tcPr/>
+          <w:p>
+            <w:pPr>
+              <w:pStyle w:val="Compact"/>
+              <w:jc w:val="left"/>
+            </w:pPr>
+            <w:r>
+              <w:t xml:space="preserve">R Langauge</w:t>
+            </w:r>
+          </w:p>
+        </w:tc>
+      </w:tr>
+      <w:tr>
+        <w:tc>
+          <w:tcPr/>
+          <w:p>
+            <w:pPr>
+              <w:pStyle w:val="Compact"/>
+              <w:jc w:val="left"/>
+            </w:pPr>
+            <w:r>
+              <w:t xml:space="preserve">Write a function that takes in a vector and returns a vector of the same length, such as a z-score transformation</w:t>
+            </w:r>
+          </w:p>
+        </w:tc>
+        <w:tc>
+          <w:tcPr/>
+          <w:p>
+            <w:pPr>
+              <w:pStyle w:val="SourceCode"/>
+              <w:jc w:val="left"/>
+            </w:pPr>
+            <w:r>
+              <w:rPr>
+                <w:rStyle w:val="VerbatimChar"/>
+              </w:rPr>
+              <w:t xml:space="preserve">z_score = function(vec) {</w:t>
+            </w:r>
+            <w:r>
+              <w:br/>
+            </w:r>
+            <w:r>
+              <w:rPr>
+                <w:rStyle w:val="VerbatimChar"/>
+              </w:rPr>
+              <w:t xml:space="preserve">  result = (vec - mean(vec)) / sd(vec)</w:t>
+            </w:r>
+            <w:r>
+              <w:br/>
+            </w:r>
+            <w:r>
+              <w:rPr>
+                <w:rStyle w:val="VerbatimChar"/>
+              </w:rPr>
+              <w:t xml:space="preserve">  return(result)</w:t>
+            </w:r>
+            <w:r>
+              <w:br/>
+            </w:r>
+            <w:r>
+              <w:rPr>
+                <w:rStyle w:val="VerbatimChar"/>
+              </w:rPr>
+              <w:t xml:space="preserve">}</w:t>
+            </w:r>
+          </w:p>
+          <w:p>
+            <w:pPr>
+              <w:jc w:val="left"/>
+            </w:pPr>
+            <w:r>
+              <w:t xml:space="preserve">then, to use it:</w:t>
+            </w:r>
+          </w:p>
+          <w:p>
+            <w:pPr>
+              <w:pStyle w:val="SourceCode"/>
+              <w:jc w:val="left"/>
+            </w:pPr>
+            <w:r>
+              <w:rPr>
+                <w:rStyle w:val="VerbatimChar"/>
+              </w:rPr>
+              <w:t xml:space="preserve">df$biomarker_standardized = z_score(df$biomarker)</w:t>
+            </w:r>
+          </w:p>
+        </w:tc>
+      </w:tr>
+      <w:tr>
+        <w:tc>
+          <w:tcPr/>
+          <w:p>
+            <w:pPr>
+              <w:pStyle w:val="Compact"/>
+              <w:jc w:val="left"/>
+            </w:pPr>
+            <w:r>
+              <w:t xml:space="preserve">Write a function that takes in a vector and returns a summary statistic, such as the difference in highest and lowest value</w:t>
+            </w:r>
+          </w:p>
+        </w:tc>
+        <w:tc>
+          <w:tcPr/>
+          <w:p>
+            <w:pPr>
+              <w:pStyle w:val="SourceCode"/>
+              <w:jc w:val="left"/>
+            </w:pPr>
+            <w:r>
+              <w:rPr>
+                <w:rStyle w:val="VerbatimChar"/>
+              </w:rPr>
+              <w:t xml:space="preserve">max_diff = function(vec) {</w:t>
+            </w:r>
+            <w:r>
+              <w:br/>
+            </w:r>
+            <w:r>
+              <w:rPr>
+                <w:rStyle w:val="VerbatimChar"/>
+              </w:rPr>
+              <w:t xml:space="preserve">  result = max(vec) - min(vec)</w:t>
+            </w:r>
+            <w:r>
+              <w:br/>
+            </w:r>
+            <w:r>
+              <w:rPr>
+                <w:rStyle w:val="VerbatimChar"/>
+              </w:rPr>
+              <w:t xml:space="preserve">  return(result)</w:t>
+            </w:r>
+            <w:r>
+              <w:br/>
+            </w:r>
+            <w:r>
+              <w:rPr>
+                <w:rStyle w:val="VerbatimChar"/>
+              </w:rPr>
+              <w:t xml:space="preserve">}</w:t>
+            </w:r>
+          </w:p>
+          <w:p>
+            <w:pPr>
+              <w:jc w:val="left"/>
+            </w:pPr>
+            <w:r>
+              <w:t xml:space="preserve">then, to use it:</w:t>
+            </w:r>
+          </w:p>
+          <w:p>
+            <w:pPr>
+              <w:pStyle w:val="SourceCode"/>
+              <w:jc w:val="left"/>
+            </w:pPr>
+            <w:r>
+              <w:rPr>
+                <w:rStyle w:val="VerbatimChar"/>
+              </w:rPr>
+              <w:t xml:space="preserve">max_diff(df$biomarker)</w:t>
+            </w:r>
+          </w:p>
+        </w:tc>
+      </w:tr>
+      <w:tr>
+        <w:tc>
+          <w:tcPr/>
+          <w:p>
+            <w:pPr>
+              <w:pStyle w:val="Compact"/>
+              <w:jc w:val="left"/>
+            </w:pPr>
+            <w:r>
+              <w:t xml:space="preserve">Write a function that takes in a Dataframe and returns some summary information about it, such as its dimension</w:t>
+            </w:r>
+          </w:p>
+        </w:tc>
+        <w:tc>
+          <w:tcPr/>
+          <w:p>
+            <w:pPr>
+              <w:pStyle w:val="SourceCode"/>
+              <w:jc w:val="left"/>
+            </w:pPr>
+            <w:r>
+              <w:rPr>
+                <w:rStyle w:val="VerbatimChar"/>
+              </w:rPr>
+              <w:t xml:space="preserve">my_dim = function(df) {</w:t>
+            </w:r>
+            <w:r>
+              <w:br/>
+            </w:r>
+            <w:r>
+              <w:rPr>
+                <w:rStyle w:val="VerbatimChar"/>
+              </w:rPr>
+              <w:t xml:space="preserve">  result = c(nrow(df), ncol(df))</w:t>
+            </w:r>
+            <w:r>
+              <w:br/>
+            </w:r>
+            <w:r>
+              <w:rPr>
+                <w:rStyle w:val="VerbatimChar"/>
+              </w:rPr>
+              <w:t xml:space="preserve">  return(result)</w:t>
+            </w:r>
+            <w:r>
+              <w:br/>
+            </w:r>
+            <w:r>
+              <w:rPr>
+                <w:rStyle w:val="VerbatimChar"/>
+              </w:rPr>
+              <w:t xml:space="preserve">}</w:t>
+            </w:r>
+          </w:p>
+          <w:p>
+            <w:pPr>
+              <w:jc w:val="left"/>
+            </w:pPr>
+            <w:r>
+              <w:t xml:space="preserve">then, to use it:</w:t>
+            </w:r>
+          </w:p>
+          <w:p>
+            <w:pPr>
+              <w:pStyle w:val="SourceCode"/>
+              <w:jc w:val="left"/>
+            </w:pPr>
+            <w:r>
+              <w:rPr>
+                <w:rStyle w:val="VerbatimChar"/>
+              </w:rPr>
+              <w:t xml:space="preserve">my_dim(penguins)</w:t>
+            </w:r>
+          </w:p>
+        </w:tc>
+      </w:tr>
+      <w:tr>
+        <w:tc>
+          <w:tcPr/>
+          <w:p>
+            <w:pPr>
+              <w:pStyle w:val="Compact"/>
+              <w:jc w:val="left"/>
+            </w:pPr>
+            <w:r>
+              <w:t xml:space="preserve">Write a function that takes in a character data type, and returns a Dataframe, such as loading and preprocessing the Dataframe.</w:t>
+            </w:r>
+          </w:p>
+        </w:tc>
+        <w:tc>
+          <w:tcPr/>
+          <w:p>
+            <w:pPr>
+              <w:pStyle w:val="SourceCode"/>
+              <w:jc w:val="left"/>
+            </w:pPr>
+            <w:r>
+              <w:rPr>
+                <w:rStyle w:val="VerbatimChar"/>
+              </w:rPr>
+              <w:t xml:space="preserve">load_and_process = function(filepath) {</w:t>
+            </w:r>
+            <w:r>
+              <w:br/>
+            </w:r>
+            <w:r>
+              <w:rPr>
+                <w:rStyle w:val="VerbatimChar"/>
+              </w:rPr>
+              <w:t xml:space="preserve">  df = read_csv(filepath)</w:t>
+            </w:r>
+            <w:r>
+              <w:br/>
+            </w:r>
+            <w:r>
+              <w:rPr>
+                <w:rStyle w:val="VerbatimChar"/>
+              </w:rPr>
+              <w:t xml:space="preserve">  df = pivot_longer(df, c("q1", "q2", "q3"), names_to = "quarter", values_to = "sales")</w:t>
+            </w:r>
+            <w:r>
+              <w:br/>
+            </w:r>
+            <w:r>
+              <w:rPr>
+                <w:rStyle w:val="VerbatimChar"/>
+              </w:rPr>
+              <w:t xml:space="preserve">  return(df)</w:t>
+            </w:r>
+            <w:r>
+              <w:br/>
+            </w:r>
+            <w:r>
+              <w:rPr>
+                <w:rStyle w:val="VerbatimChar"/>
+              </w:rPr>
+              <w:t xml:space="preserve">}</w:t>
+            </w:r>
+          </w:p>
+          <w:p>
+            <w:pPr>
+              <w:jc w:val="left"/>
+            </w:pPr>
+            <w:r>
+              <w:t xml:space="preserve">then, to use it:</w:t>
+            </w:r>
+          </w:p>
+          <w:p>
+            <w:pPr>
+              <w:pStyle w:val="SourceCode"/>
+              <w:jc w:val="left"/>
+            </w:pPr>
+            <w:r>
+              <w:rPr>
+                <w:rStyle w:val="VerbatimChar"/>
+              </w:rPr>
+              <w:t xml:space="preserve">sales_df = load_and_process("sales_data.csv")</w:t>
+            </w:r>
+          </w:p>
+        </w:tc>
+      </w:tr>
+    </w:tbl>
+    <w:bookmarkEnd w:id="162"/>
+    <w:bookmarkStart w:id="163" w:name="iteration-1"/>
+    <w:p>
+      <w:pPr>
+        <w:pStyle w:val="Heading2"/>
+      </w:pPr>
+      <w:r>
+        <w:rPr>
+          <w:rStyle w:val="SectionNumber"/>
+        </w:rPr>
+        <w:t xml:space="preserve">7.9</w:t>
+      </w:r>
+      <w:r>
+        <w:tab/>
+      </w:r>
+      <w:r>
+        <w:t xml:space="preserve">Iteration</w:t>
+      </w:r>
+    </w:p>
+    <w:p>
+      <w:pPr>
+        <w:pStyle w:val="FirstParagraph"/>
+      </w:pPr>
+      <w:r>
+        <w:t xml:space="preserve">Some examples</w:t>
+      </w:r>
+    </w:p>
+    <w:tbl>
+      <w:tblPr>
+        <w:tblStyle w:val="Table"/>
+        <w:tblW w:type="pct" w:w="4980"/>
+        <w:tblLook w:firstRow="1" w:lastRow="0" w:firstColumn="0" w:lastColumn="0" w:noHBand="0" w:noVBand="0" w:val="0020"/>
+        <w:jc w:val="start"/>
+      </w:tblPr>
+      <w:tblGrid>
+        <w:gridCol w:w="4006"/>
+        <w:gridCol w:w="3230"/>
+        <w:gridCol w:w="652"/>
+      </w:tblGrid>
+      <w:tr>
+        <w:trPr>
+          <w:tblHeader w:val="true"/>
+        </w:trPr>
+        <w:tc>
+          <w:tcPr/>
+          <w:p>
+            <w:pPr>
+              <w:pStyle w:val="Compact"/>
+              <w:jc w:val="left"/>
+            </w:pPr>
+            <w:r>
+              <w:t xml:space="preserve">English</w:t>
+            </w:r>
+          </w:p>
+        </w:tc>
+        <w:tc>
+          <w:tcPr/>
+          <w:p>
+            <w:pPr>
+              <w:pStyle w:val="Compact"/>
+              <w:jc w:val="left"/>
+            </w:pPr>
+            <w:r>
+              <w:t xml:space="preserve">R Language</w:t>
+            </w:r>
+          </w:p>
+        </w:tc>
+        <w:tc>
+          <w:tcPr/>
+          <w:p>
+            <w:pPr>
+              <w:pStyle w:val="Compact"/>
+              <w:jc w:val="left"/>
+            </w:pPr>
+            <w:r>
+              <w:t xml:space="preserve">Output type</w:t>
+            </w:r>
+          </w:p>
+        </w:tc>
+      </w:tr>
+      <w:tr>
+        <w:tc>
+          <w:tcPr/>
+          <w:p>
+            <w:pPr>
+              <w:pStyle w:val="Compact"/>
+              <w:jc w:val="left"/>
+            </w:pPr>
+            <w:r>
+              <w:t xml:space="preserve">Iterate on a vector of characters representing filepaths, where the function loads in Dataframes.</w:t>
+            </w:r>
+          </w:p>
+        </w:tc>
+        <w:tc>
+          <w:tcPr/>
+          <w:p>
+            <w:pPr>
+              <w:pStyle w:val="SourceCode"/>
+              <w:jc w:val="left"/>
+            </w:pPr>
+            <w:r>
+              <w:rPr>
+                <w:rStyle w:val="VerbatimChar"/>
+              </w:rPr>
+              <w:t xml:space="preserve">files = c("f1.csv", "f2.csv", "f3.csv")</w:t>
+            </w:r>
+            <w:r>
+              <w:br/>
+            </w:r>
+            <w:r>
+              <w:br/>
+            </w:r>
+            <w:r>
+              <w:rPr>
+                <w:rStyle w:val="VerbatimChar"/>
+              </w:rPr>
+              <w:t xml:space="preserve">map(files, read_csv)</w:t>
+            </w:r>
+          </w:p>
+        </w:tc>
+        <w:tc>
+          <w:tcPr/>
+          <w:p>
+            <w:pPr>
+              <w:pStyle w:val="Compact"/>
+              <w:jc w:val="left"/>
+            </w:pPr>
+            <w:r>
+              <w:t xml:space="preserve">List of Dataframes</w:t>
+            </w:r>
+          </w:p>
+        </w:tc>
+      </w:tr>
+      <w:tr>
+        <w:tc>
+          <w:tcPr/>
+          <w:p>
+            <w:pPr>
+              <w:pStyle w:val="Compact"/>
+              <w:jc w:val="left"/>
+            </w:pPr>
+            <w:r>
+              <w:t xml:space="preserve">Iterate on a vector of characters representing filepaths, where the a fucstom function loads in Dataframes and processes them.</w:t>
+            </w:r>
+          </w:p>
+        </w:tc>
+        <w:tc>
+          <w:tcPr/>
+          <w:p>
+            <w:pPr>
+              <w:pStyle w:val="SourceCode"/>
+              <w:jc w:val="left"/>
+            </w:pPr>
+            <w:r>
+              <w:rPr>
+                <w:rStyle w:val="VerbatimChar"/>
+              </w:rPr>
+              <w:t xml:space="preserve">process_data = function(file) {</w:t>
+            </w:r>
+            <w:r>
+              <w:br/>
+            </w:r>
+            <w:r>
+              <w:rPr>
+                <w:rStyle w:val="VerbatimChar"/>
+              </w:rPr>
+              <w:t xml:space="preserve">  df = read_csv(file)</w:t>
+            </w:r>
+            <w:r>
+              <w:br/>
+            </w:r>
+            <w:r>
+              <w:rPr>
+                <w:rStyle w:val="VerbatimChar"/>
+              </w:rPr>
+              <w:t xml:space="preserve">  drop_na(df)</w:t>
+            </w:r>
+            <w:r>
+              <w:br/>
+            </w:r>
+            <w:r>
+              <w:rPr>
+                <w:rStyle w:val="VerbatimChar"/>
+              </w:rPr>
+              <w:t xml:space="preserve">  return(df)</w:t>
+            </w:r>
+            <w:r>
+              <w:br/>
+            </w:r>
+            <w:r>
+              <w:rPr>
+                <w:rStyle w:val="VerbatimChar"/>
+              </w:rPr>
+              <w:t xml:space="preserve">}</w:t>
+            </w:r>
+            <w:r>
+              <w:br/>
+            </w:r>
+            <w:r>
+              <w:br/>
+            </w:r>
+            <w:r>
+              <w:rPr>
+                <w:rStyle w:val="VerbatimChar"/>
+              </w:rPr>
+              <w:t xml:space="preserve">files = c("f1.csv", "f2.csv", "f3.csv")</w:t>
+            </w:r>
+            <w:r>
+              <w:br/>
+            </w:r>
+            <w:r>
+              <w:br/>
+            </w:r>
+            <w:r>
+              <w:rPr>
+                <w:rStyle w:val="VerbatimChar"/>
+              </w:rPr>
+              <w:t xml:space="preserve">map(files, read_csv)</w:t>
+            </w:r>
+          </w:p>
+        </w:tc>
+        <w:tc>
+          <w:tcPr/>
+          <w:p>
+            <w:pPr>
+              <w:pStyle w:val="Compact"/>
+              <w:jc w:val="left"/>
+            </w:pPr>
+            <w:r>
+              <w:t xml:space="preserve">List of Dataframes</w:t>
+            </w:r>
+          </w:p>
+        </w:tc>
+      </w:tr>
+      <w:tr>
+        <w:tc>
+          <w:tcPr/>
+          <w:p>
+            <w:pPr>
+              <w:pStyle w:val="Compact"/>
+              <w:jc w:val="left"/>
+            </w:pPr>
+            <w:r>
+              <w:t xml:space="preserve">Iterate on the columns of a Dataframe to compute summary statistics. (Treat the Dataframe as a List to be itereated through)</w:t>
+            </w:r>
+          </w:p>
+        </w:tc>
+        <w:tc>
+          <w:tcPr/>
+          <w:p>
+            <w:pPr>
+              <w:pStyle w:val="SourceCode"/>
+              <w:jc w:val="left"/>
+            </w:pPr>
+            <w:r>
+              <w:rPr>
+                <w:rStyle w:val="VerbatimChar"/>
+              </w:rPr>
+              <w:t xml:space="preserve">penguins_numeric = penguins %&gt;% select(bill_length_mm, bill_depth_mm, flipper_length_mm, body_mass_g)</w:t>
+            </w:r>
+            <w:r>
+              <w:br/>
+            </w:r>
+            <w:r>
+              <w:br/>
+            </w:r>
+            <w:r>
+              <w:rPr>
+                <w:rStyle w:val="VerbatimChar"/>
+              </w:rPr>
+              <w:t xml:space="preserve">map_dbl(penguins_numeric, mean, na.rm = TRUE)</w:t>
+            </w:r>
+          </w:p>
+        </w:tc>
+        <w:tc>
+          <w:tcPr/>
+          <w:p>
+            <w:pPr>
+              <w:pStyle w:val="Compact"/>
+              <w:jc w:val="left"/>
+            </w:pPr>
+            <w:r>
+              <w:t xml:space="preserve">Numerical vector</w:t>
+            </w:r>
+          </w:p>
+        </w:tc>
+      </w:tr>
+      <w:tr>
+        <w:tc>
+          <w:tcPr/>
+          <w:p>
+            <w:pPr>
+              <w:pStyle w:val="Compact"/>
+              <w:jc w:val="left"/>
+            </w:pPr>
+            <w:r>
+              <w:t xml:space="preserve">Itereate over different conditions to analyze a Dataframe multiple times.</w:t>
+            </w:r>
+          </w:p>
+        </w:tc>
+        <w:tc>
+          <w:tcPr/>
+          <w:p>
+            <w:pPr>
+              <w:pStyle w:val="SourceCode"/>
+              <w:jc w:val="left"/>
+            </w:pPr>
+            <w:r>
+              <w:rPr>
+                <w:rStyle w:val="VerbatimChar"/>
+              </w:rPr>
+              <w:t xml:space="preserve">penguins_analysis = function(current_species) {</w:t>
+            </w:r>
+            <w:r>
+              <w:br/>
+            </w:r>
+            <w:r>
+              <w:rPr>
+                <w:rStyle w:val="VerbatimChar"/>
+              </w:rPr>
+              <w:t xml:space="preserve">  penguins_subset = filter(penguins, species == current_species)</w:t>
+            </w:r>
+            <w:r>
+              <w:br/>
+            </w:r>
+            <w:r>
+              <w:rPr>
+                <w:rStyle w:val="VerbatimChar"/>
+              </w:rPr>
+              <w:t xml:space="preserve">  result = mean(penguins_subset$bill_length_mm, na.rm=TRUE)</w:t>
+            </w:r>
+            <w:r>
+              <w:br/>
+            </w:r>
+            <w:r>
+              <w:rPr>
+                <w:rStyle w:val="VerbatimChar"/>
+              </w:rPr>
+              <w:t xml:space="preserve">  return(result)</w:t>
+            </w:r>
+            <w:r>
+              <w:br/>
+            </w:r>
+            <w:r>
+              <w:rPr>
+                <w:rStyle w:val="VerbatimChar"/>
+              </w:rPr>
+              <w:t xml:space="preserve">}</w:t>
+            </w:r>
+            <w:r>
+              <w:br/>
+            </w:r>
+            <w:r>
+              <w:br/>
+            </w:r>
+            <w:r>
+              <w:rPr>
+                <w:rStyle w:val="VerbatimChar"/>
+              </w:rPr>
+              <w:t xml:space="preserve">map_dbl(c("Adelie", "Chinstrap", "Gentoo"), penguins_analysis)</w:t>
+            </w:r>
+          </w:p>
+        </w:tc>
+        <w:tc>
+          <w:tcPr/>
+          <w:p>
+            <w:pPr>
+              <w:pStyle w:val="Compact"/>
+              <w:jc w:val="left"/>
+            </w:pPr>
+            <w:r>
+              <w:t xml:space="preserve">Numerical vector</w:t>
+            </w:r>
+          </w:p>
+        </w:tc>
+      </w:tr>
+    </w:tbl>
+    <w:bookmarkEnd w:id="163"/>
+    <w:bookmarkEnd w:id="164"/>
+    <w:bookmarkStart w:id="171" w:name="about-the-authors"/>
+    <w:p>
+      <w:pPr>
+        <w:pStyle w:val="Heading1"/>
+      </w:pPr>
+      <w:r>
         <w:t xml:space="preserve">About the Authors</w:t>
       </w:r>
     </w:p>
@@ -20775,7 +24644,7 @@
       <w:r>
         <w:t xml:space="preserve"> </w:t>
       </w:r>
-      <w:hyperlink r:id="rId154">
+      <w:hyperlink r:id="rId165">
         <w:r>
           <w:rPr>
             <w:rStyle w:val="Hyperlink"/>
@@ -21234,7 +25103,7 @@
               <w:pStyle w:val="Compact"/>
               <w:jc w:val="left"/>
             </w:pPr>
-            <w:hyperlink r:id="rId155">
+            <w:hyperlink r:id="rId166">
               <w:r>
                 <w:rPr>
                   <w:rStyle w:val="Hyperlink"/>
@@ -21248,7 +25117,7 @@
             <w:r>
               <w:t xml:space="preserve"> </w:t>
             </w:r>
-            <w:hyperlink r:id="rId156">
+            <w:hyperlink r:id="rId167">
               <w:r>
                 <w:rPr>
                   <w:rStyle w:val="Hyperlink"/>
@@ -21262,7 +25131,7 @@
             <w:r>
               <w:t xml:space="preserve"> </w:t>
             </w:r>
-            <w:hyperlink r:id="rId157">
+            <w:hyperlink r:id="rId168">
               <w:r>
                 <w:rPr>
                   <w:rStyle w:val="Hyperlink"/>
@@ -21293,7 +25162,7 @@
               <w:pStyle w:val="Compact"/>
               <w:jc w:val="left"/>
             </w:pPr>
-            <w:hyperlink r:id="rId155">
+            <w:hyperlink r:id="rId166">
               <w:r>
                 <w:rPr>
                   <w:rStyle w:val="Hyperlink"/>
@@ -21324,7 +25193,7 @@
               <w:pStyle w:val="Compact"/>
               <w:jc w:val="left"/>
             </w:pPr>
-            <w:hyperlink r:id="rId156">
+            <w:hyperlink r:id="rId167">
               <w:r>
                 <w:rPr>
                   <w:rStyle w:val="Hyperlink"/>
@@ -21338,7 +25207,7 @@
             <w:r>
               <w:t xml:space="preserve"> </w:t>
             </w:r>
-            <w:hyperlink r:id="rId157">
+            <w:hyperlink r:id="rId168">
               <w:r>
                 <w:rPr>
                   <w:rStyle w:val="Hyperlink"/>
@@ -21352,7 +25221,7 @@
             <w:r>
               <w:t xml:space="preserve"> </w:t>
             </w:r>
-            <w:hyperlink r:id="rId155">
+            <w:hyperlink r:id="rId166">
               <w:r>
                 <w:rPr>
                   <w:rStyle w:val="Hyperlink"/>
@@ -21374,7 +25243,7 @@
             <w:r>
               <w:t xml:space="preserve">Package Developers (</w:t>
             </w:r>
-            <w:hyperlink r:id="rId158">
+            <w:hyperlink r:id="rId169">
               <w:r>
                 <w:rPr>
                   <w:rStyle w:val="Hyperlink"/>
@@ -21388,7 +25257,7 @@
             <w:r>
               <w:t xml:space="preserve"> </w:t>
             </w:r>
-            <w:hyperlink r:id="rId155">
+            <w:hyperlink r:id="rId166">
               <w:r>
                 <w:rPr>
                   <w:rStyle w:val="Hyperlink"/>
@@ -21402,7 +25271,7 @@
             <w:r>
               <w:t xml:space="preserve"> </w:t>
             </w:r>
-            <w:hyperlink r:id="rId159">
+            <w:hyperlink r:id="rId170">
               <w:r>
                 <w:rPr>
                   <w:rStyle w:val="Hyperlink"/>
@@ -21416,7 +25285,7 @@
             <w:r>
               <w:t xml:space="preserve"> </w:t>
             </w:r>
-            <w:hyperlink r:id="rId156">
+            <w:hyperlink r:id="rId167">
               <w:r>
                 <w:rPr>
                   <w:rStyle w:val="Hyperlink"/>
@@ -21802,7 +25671,7 @@
         <w:rPr>
           <w:rStyle w:val="VerbatimChar"/>
         </w:rPr>
-        <w:t xml:space="preserve">##  date     2025-06-12</w:t>
+        <w:t xml:space="preserve">##  date     2026-03-03</w:t>
       </w:r>
       <w:r>
         <w:br/>
@@ -21847,7 +25716,7 @@
         <w:rPr>
           <w:rStyle w:val="VerbatimChar"/>
         </w:rPr>
-        <w:t xml:space="preserve">##  bookdown      0.41    2024-10-16 [1] CRAN (R 4.3.2)</w:t>
+        <w:t xml:space="preserve">##  bookdown      0.46    2025-12-05 [1] CRAN (R 4.3.2)</w:t>
       </w:r>
       <w:r>
         <w:br/>
@@ -21865,7 +25734,7 @@
         <w:rPr>
           <w:rStyle w:val="VerbatimChar"/>
         </w:rPr>
-        <w:t xml:space="preserve">##  cli           3.6.2   2023-12-11 [1] RSPM (R 4.3.0)</w:t>
+        <w:t xml:space="preserve">##  cli           3.6.5   2025-04-23 [1] CRAN (R 4.3.2)</w:t>
       </w:r>
       <w:r>
         <w:br/>
@@ -21901,7 +25770,7 @@
         <w:rPr>
           <w:rStyle w:val="VerbatimChar"/>
         </w:rPr>
-        <w:t xml:space="preserve">##  evaluate      0.23    2023-11-01 [1] RSPM (R 4.3.0)</w:t>
+        <w:t xml:space="preserve">##  evaluate      1.0.5   2025-08-27 [1] CRAN (R 4.3.2)</w:t>
       </w:r>
       <w:r>
         <w:br/>
@@ -21964,7 +25833,7 @@
         <w:rPr>
           <w:rStyle w:val="VerbatimChar"/>
         </w:rPr>
-        <w:t xml:space="preserve">##  knitr         1.48    2024-07-07 [1] CRAN (R 4.3.2)</w:t>
+        <w:t xml:space="preserve">##  knitr         1.50    2025-03-16 [1] CRAN (R 4.3.2)</w:t>
       </w:r>
       <w:r>
         <w:br/>
@@ -22036,7 +25905,7 @@
         <w:rPr>
           <w:rStyle w:val="VerbatimChar"/>
         </w:rPr>
-        <w:t xml:space="preserve">##  pkgload       1.3.4   2024-01-16 [1] RSPM (R 4.3.0)</w:t>
+        <w:t xml:space="preserve">##  pkgload       1.4.1   2025-09-23 [1] CRAN (R 4.3.2)</w:t>
       </w:r>
       <w:r>
         <w:br/>
@@ -22072,7 +25941,7 @@
         <w:rPr>
           <w:rStyle w:val="VerbatimChar"/>
         </w:rPr>
-        <w:t xml:space="preserve">##  R6            2.5.1   2021-08-19 [1] RSPM (R 4.3.0)</w:t>
+        <w:t xml:space="preserve">##  R6            2.6.1   2025-02-15 [1] CRAN (R 4.3.2)</w:t>
       </w:r>
       <w:r>
         <w:br/>
@@ -22099,7 +25968,7 @@
         <w:rPr>
           <w:rStyle w:val="VerbatimChar"/>
         </w:rPr>
-        <w:t xml:space="preserve">##  rlang         1.1.4   2024-06-04 [1] CRAN (R 4.3.2)</w:t>
+        <w:t xml:space="preserve">##  rlang         1.1.6   2025-04-11 [1] CRAN (R 4.3.2)</w:t>
       </w:r>
       <w:r>
         <w:br/>
@@ -22180,7 +26049,7 @@
         <w:rPr>
           <w:rStyle w:val="VerbatimChar"/>
         </w:rPr>
-        <w:t xml:space="preserve">##  xfun          0.48    2024-10-03 [1] CRAN (R 4.3.2)</w:t>
+        <w:t xml:space="preserve">##  xfun          0.55    2025-12-16 [1] CRAN (R 4.3.2)</w:t>
       </w:r>
       <w:r>
         <w:br/>
@@ -22198,7 +26067,7 @@
         <w:rPr>
           <w:rStyle w:val="VerbatimChar"/>
         </w:rPr>
-        <w:t xml:space="preserve">##  yaml          2.3.8   2023-12-11 [1] RSPM (R 4.3.0)</w:t>
+        <w:t xml:space="preserve">##  yaml          2.3.12  2025-12-10 [1] CRAN (R 4.3.2)</w:t>
       </w:r>
       <w:r>
         <w:br/>
@@ -22246,8 +26115,8 @@
         <w:t xml:space="preserve">## ──────────────────────────────────────────────────────────────────────────────</w:t>
       </w:r>
     </w:p>
-    <w:bookmarkEnd w:id="160"/>
-    <w:bookmarkStart w:id="161" w:name="references"/>
+    <w:bookmarkEnd w:id="171"/>
+    <w:bookmarkStart w:id="172" w:name="references"/>
     <w:p>
       <w:pPr>
         <w:pStyle w:val="Heading1"/>
@@ -22256,7 +26125,7 @@
         <w:rPr>
           <w:rStyle w:val="SectionNumber"/>
         </w:rPr>
-        <w:t xml:space="preserve">7</w:t>
+        <w:t xml:space="preserve">8</w:t>
       </w:r>
       <w:r>
         <w:tab/>
@@ -22265,7 +26134,7 @@
         <w:t xml:space="preserve">References</w:t>
       </w:r>
     </w:p>
-    <w:bookmarkEnd w:id="161"/>
+    <w:bookmarkEnd w:id="172"/>
     <w:sectPr/>
   </w:body>
 </w:document>
@@ -24061,6 +27930,10 @@
 </w:styles>
 </file>
 
+<file path=word/media/rId130.txt>Please set a user-agent and respect our robot policy https://w.wiki/4wJS. See also https://phabricator.wikimedia.org/T400119.
+
+</file>
+
 <file path=word/theme/theme1.xml><?xml version="1.0" encoding="utf-8"?>
 <a:theme xmlns:a="http://schemas.openxmlformats.org/drawingml/2006/main" name="Office Theme">
   <a:themeElements>
